--- a/D479 Directions Task 1.docx
+++ b/D479 Directions Task 1.docx
@@ -1,6 +1,6 @@
 
 <file path=word/document.xml><?xml version="1.0" encoding="utf-8"?>
-<w:document xmlns:wpc="http://schemas.microsoft.com/office/word/2010/wordprocessingCanvas" xmlns:cx="http://schemas.microsoft.com/office/drawing/2014/chartex" xmlns:cx1="http://schemas.microsoft.com/office/drawing/2015/9/8/chartex" xmlns:cx2="http://schemas.microsoft.com/office/drawing/2015/10/21/chartex" xmlns:cx3="http://schemas.microsoft.com/office/drawing/2016/5/9/chartex" xmlns:cx4="http://schemas.microsoft.com/office/drawing/2016/5/10/chartex" xmlns:cx5="http://schemas.microsoft.com/office/drawing/2016/5/11/chartex" xmlns:cx6="http://schemas.microsoft.com/office/drawing/2016/5/12/chartex" xmlns:cx7="http://schemas.microsoft.com/office/drawing/2016/5/13/chartex" xmlns:cx8="http://schemas.microsoft.com/office/drawing/2016/5/14/chartex" xmlns:mc="http://schemas.openxmlformats.org/markup-compatibility/2006" xmlns:aink="http://schemas.microsoft.com/office/drawing/2016/ink" xmlns:am3d="http://schemas.microsoft.com/office/drawing/2017/model3d" xmlns:o="urn:schemas-microsoft-com:office:office" xmlns:oel="http://schemas.microsoft.com/office/2019/extlst" xmlns:r="http://schemas.openxmlformats.org/officeDocument/2006/relationships" xmlns:m="http://schemas.openxmlformats.org/officeDocument/2006/math" xmlns:v="urn:schemas-microsoft-com:vml" xmlns:wp14="http://schemas.microsoft.com/office/word/2010/wordprocessingDrawing" xmlns:wp="http://schemas.openxmlformats.org/drawingml/2006/wordprocessingDrawing" xmlns:w10="urn:schemas-microsoft-com:office:word" xmlns:w="http://schemas.openxmlformats.org/wordprocessingml/2006/main" xmlns:w14="http://schemas.microsoft.com/office/word/2010/wordml" xmlns:w15="http://schemas.microsoft.com/office/word/2012/wordml" xmlns:w16cex="http://schemas.microsoft.com/office/word/2018/wordml/cex" xmlns:w16cid="http://schemas.microsoft.com/office/word/2016/wordml/cid" xmlns:w16="http://schemas.microsoft.com/office/word/2018/wordml" xmlns:w16du="http://schemas.microsoft.com/office/word/2023/wordml/word16du" xmlns:w16sdtdh="http://schemas.microsoft.com/office/word/2020/wordml/sdtdatahash" xmlns:w16sdtfl="http://schemas.microsoft.com/office/word/2024/wordml/sdtformatlock" xmlns:w16se="http://schemas.microsoft.com/office/word/2015/wordml/symex" xmlns:wpg="http://schemas.microsoft.com/office/word/2010/wordprocessingGroup" xmlns:wpi="http://schemas.microsoft.com/office/word/2010/wordprocessingInk" xmlns:wne="http://schemas.microsoft.com/office/word/2006/wordml" xmlns:wps="http://schemas.microsoft.com/office/word/2010/wordprocessingShape" mc:Ignorable="w14 w15 w16se w16cid w16 w16cex w16sdtdh w16sdtfl w16du wp14">
+<w:document xmlns:wpc="http://schemas.microsoft.com/office/word/2010/wordprocessingCanvas" xmlns:cx="http://schemas.microsoft.com/office/drawing/2014/chartex" xmlns:cx1="http://schemas.microsoft.com/office/drawing/2015/9/8/chartex" xmlns:cx2="http://schemas.microsoft.com/office/drawing/2015/10/21/chartex" xmlns:cx3="http://schemas.microsoft.com/office/drawing/2016/5/9/chartex" xmlns:cx4="http://schemas.microsoft.com/office/drawing/2016/5/10/chartex" xmlns:cx5="http://schemas.microsoft.com/office/drawing/2016/5/11/chartex" xmlns:cx6="http://schemas.microsoft.com/office/drawing/2016/5/12/chartex" xmlns:cx7="http://schemas.microsoft.com/office/drawing/2016/5/13/chartex" xmlns:cx8="http://schemas.microsoft.com/office/drawing/2016/5/14/chartex" xmlns:mc="http://schemas.openxmlformats.org/markup-compatibility/2006" xmlns:m="http://schemas.openxmlformats.org/officeDocument/2006/math" xmlns:aink="http://schemas.microsoft.com/office/drawing/2016/ink" xmlns:am3d="http://schemas.microsoft.com/office/drawing/2017/model3d" xmlns:oel="http://schemas.microsoft.com/office/2019/extlst" xmlns:r="http://schemas.openxmlformats.org/officeDocument/2006/relationships" xmlns:wp14="http://schemas.microsoft.com/office/word/2010/wordprocessingDrawing" xmlns:wp="http://schemas.openxmlformats.org/drawingml/2006/wordprocessingDrawing" xmlns:wpg="http://schemas.microsoft.com/office/word/2010/wordprocessingGroup" xmlns:wpi="http://schemas.microsoft.com/office/word/2010/wordprocessingInk" xmlns:wps="http://schemas.microsoft.com/office/word/2010/wordprocessingShape" xmlns:o="urn:schemas-microsoft-com:office:office" xmlns:v="urn:schemas-microsoft-com:vml" xmlns:w10="urn:schemas-microsoft-com:office:word" xmlns:w="http://schemas.openxmlformats.org/wordprocessingml/2006/main" xmlns:w14="http://schemas.microsoft.com/office/word/2010/wordml" xmlns:w15="http://schemas.microsoft.com/office/word/2012/wordml" xmlns:w16cex="http://schemas.microsoft.com/office/word/2018/wordml/cex" xmlns:w16cid="http://schemas.microsoft.com/office/word/2016/wordml/cid" xmlns:w16="http://schemas.microsoft.com/office/word/2018/wordml" xmlns:w16sdtdh="http://schemas.microsoft.com/office/word/2020/wordml/sdtdatahash" xmlns:w16sdtfl="http://schemas.microsoft.com/office/word/2024/wordml/sdtformatlock" xmlns:w16se="http://schemas.microsoft.com/office/word/2015/wordml/symex" xmlns:w16du="http://schemas.microsoft.com/office/word/2023/wordml/word16du" xmlns:wne="http://schemas.microsoft.com/office/word/2006/wordml" mc:Ignorable="w14 w15 w16se w16cid w16 w16cex w16sdtdh w16sdtfl w16du wp14">
   <w:body>
     <w:p>
       <w:r>
@@ -9,12 +9,6 @@
           <w:bCs/>
         </w:rPr>
         <w:br/>
-      </w:r>
-      <w:r>
-        <w:rPr>
-          <w:b/>
-          <w:bCs/>
-        </w:rPr>
         <w:t>Please DO NOT submit Task 2 until Task 1 is passed</w:t>
       </w:r>
     </w:p>
@@ -27,7 +21,7 @@
       <w:r>
         <w:t>A.  Please watch </w:t>
       </w:r>
-      <w:hyperlink w:tgtFrame="_blank" w:history="1" r:id="rId5">
+      <w:hyperlink r:id="rId5" w:tgtFrame="_blank" w:history="1">
         <w:r>
           <w:rPr>
             <w:rStyle w:val="Hyperlink"/>
@@ -125,7 +119,7 @@
       <w:r>
         <w:t>B. Please watch </w:t>
       </w:r>
-      <w:hyperlink w:tgtFrame="_blank" w:history="1" r:id="rId6">
+      <w:hyperlink r:id="rId6" w:tgtFrame="_blank" w:history="1">
         <w:r>
           <w:rPr>
             <w:rStyle w:val="Hyperlink"/>
@@ -141,23 +135,18 @@
     </w:p>
     <w:p>
       <w:r>
-        <w:rPr/>
         <w:t>You need an image that will be cited in APA and to use the </w:t>
       </w:r>
       <w:r>
-        <w:rPr/>
         <w:t>Survey Results</w:t>
       </w:r>
       <w:r>
-        <w:rPr/>
         <w:t xml:space="preserve"> document </w:t>
       </w:r>
       <w:r>
-        <w:rPr/>
         <w:t xml:space="preserve">(It’s located at the bottom of the Task Overview section) </w:t>
       </w:r>
       <w:r>
-        <w:rPr/>
         <w:t>when completing this task</w:t>
       </w:r>
     </w:p>
@@ -267,6 +256,7 @@
     </w:p>
     <w:p>
       <w:r>
+        <w:lastRenderedPageBreak/>
         <w:t> </w:t>
       </w:r>
     </w:p>
@@ -274,7 +264,7 @@
       <w:r>
         <w:t>C. Please watch </w:t>
       </w:r>
-      <w:hyperlink w:tgtFrame="_blank" w:history="1" r:id="rId8">
+      <w:hyperlink r:id="rId7" w:tgtFrame="_blank" w:history="1">
         <w:r>
           <w:rPr>
             <w:rStyle w:val="Hyperlink"/>
@@ -298,21 +288,12 @@
       <w:r>
         <w:t>Make sure it's </w:t>
       </w:r>
-      <w:proofErr w:type="gramStart"/>
       <w:r>
         <w:rPr>
           <w:b/>
           <w:bCs/>
         </w:rPr>
-        <w:t>low</w:t>
-      </w:r>
-      <w:proofErr w:type="gramEnd"/>
-      <w:r>
-        <w:rPr>
-          <w:b/>
-          <w:bCs/>
-        </w:rPr>
-        <w:t>-fidelity wireframe</w:t>
+        <w:t>low-fidelity wireframe</w:t>
       </w:r>
       <w:r>
         <w:t>, which means a basic sketch that outlines the structure of a website or app</w:t>
@@ -326,15 +307,7 @@
         </w:numPr>
       </w:pPr>
       <w:r>
-        <w:t xml:space="preserve">You need </w:t>
-      </w:r>
-      <w:proofErr w:type="gramStart"/>
-      <w:r>
-        <w:t>label</w:t>
-      </w:r>
-      <w:proofErr w:type="gramEnd"/>
-      <w:r>
-        <w:t xml:space="preserve"> the wireframe. You started with homepage then each of your links such as lodging transportation entertainment and FAQs.</w:t>
+        <w:t>You need label the wireframe. You started with homepage then each of your links such as lodging transportation entertainment and FAQs.</w:t>
       </w:r>
     </w:p>
     <w:p>
@@ -355,7 +328,7 @@
           <w:numId w:val="12"/>
         </w:numPr>
       </w:pPr>
-      <w:hyperlink w:tgtFrame="_blank" w:history="1" r:id="rId9">
+      <w:hyperlink r:id="rId8" w:tgtFrame="_blank" w:history="1">
         <w:r>
           <w:rPr>
             <w:rStyle w:val="Hyperlink"/>
@@ -373,7 +346,7 @@
       <w:r>
         <w:t>D1. Please watch </w:t>
       </w:r>
-      <w:hyperlink w:tgtFrame="_blank" w:history="1" r:id="rId10">
+      <w:hyperlink r:id="rId9" w:tgtFrame="_blank" w:history="1">
         <w:r>
           <w:rPr>
             <w:rStyle w:val="Hyperlink"/>
@@ -579,9 +552,10 @@
     </w:p>
     <w:p>
       <w:r>
+        <w:lastRenderedPageBreak/>
         <w:t>D2. Please watch </w:t>
       </w:r>
-      <w:hyperlink w:tgtFrame="_blank" w:history="1" r:id="rId11">
+      <w:hyperlink r:id="rId10" w:tgtFrame="_blank" w:history="1">
         <w:r>
           <w:rPr>
             <w:rStyle w:val="Hyperlink"/>
@@ -624,22 +598,14 @@
         </w:numPr>
       </w:pPr>
       <w:r>
-        <w:t xml:space="preserve">I </w:t>
-      </w:r>
-      <w:proofErr w:type="gramStart"/>
-      <w:r>
-        <w:t>would</w:t>
-      </w:r>
-      <w:proofErr w:type="gramEnd"/>
-      <w:r>
-        <w:t xml:space="preserve"> write a short paragraph here</w:t>
+        <w:t>I would write a short paragraph here</w:t>
       </w:r>
     </w:p>
     <w:p>
       <w:r>
         <w:t>E. Please watch </w:t>
       </w:r>
-      <w:hyperlink w:tgtFrame="_blank" w:history="1" r:id="rId12">
+      <w:hyperlink r:id="rId11" w:tgtFrame="_blank" w:history="1">
         <w:r>
           <w:rPr>
             <w:rStyle w:val="Hyperlink"/>
@@ -650,7 +616,6 @@
     </w:p>
     <w:p>
       <w:r>
-        <w:rPr/>
         <w:t> </w:t>
       </w:r>
     </w:p>
@@ -660,29 +625,17 @@
           <w:ilvl w:val="0"/>
           <w:numId w:val="16"/>
         </w:numPr>
-        <w:rPr/>
-      </w:pPr>
-      <w:r>
-        <w:rPr>
-          <w:b w:val="1"/>
-          <w:bCs w:val="1"/>
-        </w:rPr>
-        <w:t>Do not</w:t>
-      </w:r>
-      <w:r>
-        <w:rPr/>
-        <w:t xml:space="preserve"> use https://netlify.app</w:t>
-      </w:r>
-    </w:p>
-    <w:p>
-      <w:pPr>
-        <w:numPr>
-          <w:ilvl w:val="0"/>
-          <w:numId w:val="16"/>
-        </w:numPr>
-      </w:pPr>
-      <w:r>
-        <w:t>Make sure you use one of the GUI editor or code editor. A prototype is not a fully functioning website, it is your 1st Draft of the project with working navigation and content on each page.</w:t>
+      </w:pPr>
+      <w:r>
+        <w:t xml:space="preserve">Make sure you use one of the GUI editor or code editor. A prototype is not a fully functioning </w:t>
+      </w:r>
+      <w:proofErr w:type="gramStart"/>
+      <w:r>
+        <w:t>website,</w:t>
+      </w:r>
+      <w:proofErr w:type="gramEnd"/>
+      <w:r>
+        <w:t xml:space="preserve"> it is your 1st Draft of the project with working navigation and content on each page.</w:t>
       </w:r>
       <w:r>
         <w:br/>
@@ -691,11 +644,9 @@
     <w:p>
       <w:r>
         <w:br/>
-      </w:r>
-      <w:r>
         <w:t>F. Please watch </w:t>
       </w:r>
-      <w:hyperlink w:tgtFrame="_blank" w:history="1" r:id="rId13">
+      <w:hyperlink r:id="rId12" w:tgtFrame="_blank" w:history="1">
         <w:r>
           <w:rPr>
             <w:rStyle w:val="Hyperlink"/>
@@ -703,7 +654,7 @@
           <w:t>T</w:t>
         </w:r>
       </w:hyperlink>
-      <w:hyperlink w:tgtFrame="_blank" w:history="1" r:id="rId14">
+      <w:hyperlink r:id="rId13" w:tgtFrame="_blank" w:history="1">
         <w:r>
           <w:rPr>
             <w:rStyle w:val="Hyperlink"/>
@@ -767,7 +718,7 @@
       <w:r>
         <w:t>G. Please watch </w:t>
       </w:r>
-      <w:hyperlink w:tgtFrame="_blank" w:history="1" r:id="rId15">
+      <w:hyperlink r:id="rId14" w:tgtFrame="_blank" w:history="1">
         <w:r>
           <w:rPr>
             <w:rStyle w:val="Hyperlink"/>
@@ -783,15 +734,7 @@
     </w:p>
     <w:p>
       <w:r>
-        <w:t>Please make sure you are using images (</w:t>
-      </w:r>
-      <w:proofErr w:type="gramStart"/>
-      <w:r>
-        <w:t>persona</w:t>
-      </w:r>
-      <w:proofErr w:type="gramEnd"/>
-      <w:r>
-        <w:t xml:space="preserve"> and for website) and cite ALL images in APA citations</w:t>
+        <w:t>Please make sure you are using images (persona and for website) and cite ALL images in APA citations</w:t>
       </w:r>
     </w:p>
     <w:p>
@@ -806,7 +749,7 @@
     </w:p>
     <w:p/>
     <w:sectPr>
-      <w:pgSz w:w="12240" w:h="15840" w:orient="portrait"/>
+      <w:pgSz w:w="12240" w:h="15840"/>
       <w:pgMar w:top="1440" w:right="1440" w:bottom="1440" w:left="1440" w:header="720" w:footer="720" w:gutter="0"/>
       <w:cols w:space="720"/>
       <w:docGrid w:linePitch="360"/>
@@ -816,7 +759,7 @@
 </file>
 
 <file path=word/numbering.xml><?xml version="1.0" encoding="utf-8"?>
-<w:numbering xmlns:wpc="http://schemas.microsoft.com/office/word/2010/wordprocessingCanvas" xmlns:cx="http://schemas.microsoft.com/office/drawing/2014/chartex" xmlns:cx1="http://schemas.microsoft.com/office/drawing/2015/9/8/chartex" xmlns:cx2="http://schemas.microsoft.com/office/drawing/2015/10/21/chartex" xmlns:cx3="http://schemas.microsoft.com/office/drawing/2016/5/9/chartex" xmlns:cx4="http://schemas.microsoft.com/office/drawing/2016/5/10/chartex" xmlns:cx5="http://schemas.microsoft.com/office/drawing/2016/5/11/chartex" xmlns:cx6="http://schemas.microsoft.com/office/drawing/2016/5/12/chartex" xmlns:cx7="http://schemas.microsoft.com/office/drawing/2016/5/13/chartex" xmlns:cx8="http://schemas.microsoft.com/office/drawing/2016/5/14/chartex" xmlns:mc="http://schemas.openxmlformats.org/markup-compatibility/2006" xmlns:aink="http://schemas.microsoft.com/office/drawing/2016/ink" xmlns:am3d="http://schemas.microsoft.com/office/drawing/2017/model3d" xmlns:o="urn:schemas-microsoft-com:office:office" xmlns:oel="http://schemas.microsoft.com/office/2019/extlst" xmlns:r="http://schemas.openxmlformats.org/officeDocument/2006/relationships" xmlns:m="http://schemas.openxmlformats.org/officeDocument/2006/math" xmlns:v="urn:schemas-microsoft-com:vml" xmlns:wp14="http://schemas.microsoft.com/office/word/2010/wordprocessingDrawing" xmlns:wp="http://schemas.openxmlformats.org/drawingml/2006/wordprocessingDrawing" xmlns:w10="urn:schemas-microsoft-com:office:word" xmlns:w="http://schemas.openxmlformats.org/wordprocessingml/2006/main" xmlns:w14="http://schemas.microsoft.com/office/word/2010/wordml" xmlns:w15="http://schemas.microsoft.com/office/word/2012/wordml" xmlns:w16cex="http://schemas.microsoft.com/office/word/2018/wordml/cex" xmlns:w16cid="http://schemas.microsoft.com/office/word/2016/wordml/cid" xmlns:w16="http://schemas.microsoft.com/office/word/2018/wordml" xmlns:w16du="http://schemas.microsoft.com/office/word/2023/wordml/word16du" xmlns:w16sdtdh="http://schemas.microsoft.com/office/word/2020/wordml/sdtdatahash" xmlns:w16sdtfl="http://schemas.microsoft.com/office/word/2024/wordml/sdtformatlock" xmlns:w16se="http://schemas.microsoft.com/office/word/2015/wordml/symex" xmlns:wpg="http://schemas.microsoft.com/office/word/2010/wordprocessingGroup" xmlns:wpi="http://schemas.microsoft.com/office/word/2010/wordprocessingInk" xmlns:wne="http://schemas.microsoft.com/office/word/2006/wordml" xmlns:wps="http://schemas.microsoft.com/office/word/2010/wordprocessingShape" mc:Ignorable="w14 w15 w16se w16cid w16 w16cex w16sdtdh w16sdtfl w16du wp14">
+<w:numbering xmlns:wpc="http://schemas.microsoft.com/office/word/2010/wordprocessingCanvas" xmlns:cx="http://schemas.microsoft.com/office/drawing/2014/chartex" xmlns:cx1="http://schemas.microsoft.com/office/drawing/2015/9/8/chartex" xmlns:cx2="http://schemas.microsoft.com/office/drawing/2015/10/21/chartex" xmlns:cx3="http://schemas.microsoft.com/office/drawing/2016/5/9/chartex" xmlns:cx4="http://schemas.microsoft.com/office/drawing/2016/5/10/chartex" xmlns:cx5="http://schemas.microsoft.com/office/drawing/2016/5/11/chartex" xmlns:cx6="http://schemas.microsoft.com/office/drawing/2016/5/12/chartex" xmlns:cx7="http://schemas.microsoft.com/office/drawing/2016/5/13/chartex" xmlns:cx8="http://schemas.microsoft.com/office/drawing/2016/5/14/chartex" xmlns:mc="http://schemas.openxmlformats.org/markup-compatibility/2006" xmlns:m="http://schemas.openxmlformats.org/officeDocument/2006/math" xmlns:aink="http://schemas.microsoft.com/office/drawing/2016/ink" xmlns:am3d="http://schemas.microsoft.com/office/drawing/2017/model3d" xmlns:oel="http://schemas.microsoft.com/office/2019/extlst" xmlns:r="http://schemas.openxmlformats.org/officeDocument/2006/relationships" xmlns:wp14="http://schemas.microsoft.com/office/word/2010/wordprocessingDrawing" xmlns:wp="http://schemas.openxmlformats.org/drawingml/2006/wordprocessingDrawing" xmlns:wpg="http://schemas.microsoft.com/office/word/2010/wordprocessingGroup" xmlns:wpi="http://schemas.microsoft.com/office/word/2010/wordprocessingInk" xmlns:wps="http://schemas.microsoft.com/office/word/2010/wordprocessingShape" xmlns:o="urn:schemas-microsoft-com:office:office" xmlns:v="urn:schemas-microsoft-com:vml" xmlns:w10="urn:schemas-microsoft-com:office:word" xmlns:w="http://schemas.openxmlformats.org/wordprocessingml/2006/main" xmlns:w14="http://schemas.microsoft.com/office/word/2010/wordml" xmlns:w15="http://schemas.microsoft.com/office/word/2012/wordml" xmlns:w16cex="http://schemas.microsoft.com/office/word/2018/wordml/cex" xmlns:w16cid="http://schemas.microsoft.com/office/word/2016/wordml/cid" xmlns:w16="http://schemas.microsoft.com/office/word/2018/wordml" xmlns:w16sdtdh="http://schemas.microsoft.com/office/word/2020/wordml/sdtdatahash" xmlns:w16sdtfl="http://schemas.microsoft.com/office/word/2024/wordml/sdtformatlock" xmlns:w16se="http://schemas.microsoft.com/office/word/2015/wordml/symex" xmlns:w16du="http://schemas.microsoft.com/office/word/2023/wordml/word16du" xmlns:wne="http://schemas.microsoft.com/office/word/2006/wordml" mc:Ignorable="w14 w15 w16se w16cid w16 w16cex w16sdtdh w16sdtfl w16du wp14">
   <w:abstractNum w:abstractNumId="0" w15:restartNumberingAfterBreak="0">
     <w:nsid w:val="00FC020D"/>
     <w:multiLevelType w:val="multilevel"/>
@@ -833,7 +776,7 @@
         <w:ind w:left="720" w:hanging="360"/>
       </w:pPr>
       <w:rPr>
-        <w:rFonts w:hint="default" w:ascii="Symbol" w:hAnsi="Symbol"/>
+        <w:rFonts w:ascii="Symbol" w:hAnsi="Symbol" w:hint="default"/>
         <w:sz w:val="20"/>
       </w:rPr>
     </w:lvl>
@@ -849,7 +792,7 @@
         <w:ind w:left="1440" w:hanging="360"/>
       </w:pPr>
       <w:rPr>
-        <w:rFonts w:hint="default" w:ascii="Courier New" w:hAnsi="Courier New"/>
+        <w:rFonts w:ascii="Courier New" w:hAnsi="Courier New" w:hint="default"/>
         <w:sz w:val="20"/>
       </w:rPr>
     </w:lvl>
@@ -865,7 +808,7 @@
         <w:ind w:left="2160" w:hanging="360"/>
       </w:pPr>
       <w:rPr>
-        <w:rFonts w:hint="default" w:ascii="Wingdings" w:hAnsi="Wingdings"/>
+        <w:rFonts w:ascii="Wingdings" w:hAnsi="Wingdings" w:hint="default"/>
         <w:sz w:val="20"/>
       </w:rPr>
     </w:lvl>
@@ -881,7 +824,7 @@
         <w:ind w:left="2880" w:hanging="360"/>
       </w:pPr>
       <w:rPr>
-        <w:rFonts w:hint="default" w:ascii="Wingdings" w:hAnsi="Wingdings"/>
+        <w:rFonts w:ascii="Wingdings" w:hAnsi="Wingdings" w:hint="default"/>
         <w:sz w:val="20"/>
       </w:rPr>
     </w:lvl>
@@ -897,7 +840,7 @@
         <w:ind w:left="3600" w:hanging="360"/>
       </w:pPr>
       <w:rPr>
-        <w:rFonts w:hint="default" w:ascii="Wingdings" w:hAnsi="Wingdings"/>
+        <w:rFonts w:ascii="Wingdings" w:hAnsi="Wingdings" w:hint="default"/>
         <w:sz w:val="20"/>
       </w:rPr>
     </w:lvl>
@@ -913,7 +856,7 @@
         <w:ind w:left="4320" w:hanging="360"/>
       </w:pPr>
       <w:rPr>
-        <w:rFonts w:hint="default" w:ascii="Wingdings" w:hAnsi="Wingdings"/>
+        <w:rFonts w:ascii="Wingdings" w:hAnsi="Wingdings" w:hint="default"/>
         <w:sz w:val="20"/>
       </w:rPr>
     </w:lvl>
@@ -929,7 +872,7 @@
         <w:ind w:left="5040" w:hanging="360"/>
       </w:pPr>
       <w:rPr>
-        <w:rFonts w:hint="default" w:ascii="Wingdings" w:hAnsi="Wingdings"/>
+        <w:rFonts w:ascii="Wingdings" w:hAnsi="Wingdings" w:hint="default"/>
         <w:sz w:val="20"/>
       </w:rPr>
     </w:lvl>
@@ -945,7 +888,7 @@
         <w:ind w:left="5760" w:hanging="360"/>
       </w:pPr>
       <w:rPr>
-        <w:rFonts w:hint="default" w:ascii="Wingdings" w:hAnsi="Wingdings"/>
+        <w:rFonts w:ascii="Wingdings" w:hAnsi="Wingdings" w:hint="default"/>
         <w:sz w:val="20"/>
       </w:rPr>
     </w:lvl>
@@ -961,7 +904,7 @@
         <w:ind w:left="6480" w:hanging="360"/>
       </w:pPr>
       <w:rPr>
-        <w:rFonts w:hint="default" w:ascii="Wingdings" w:hAnsi="Wingdings"/>
+        <w:rFonts w:ascii="Wingdings" w:hAnsi="Wingdings" w:hint="default"/>
         <w:sz w:val="20"/>
       </w:rPr>
     </w:lvl>
@@ -982,7 +925,7 @@
         <w:ind w:left="720" w:hanging="360"/>
       </w:pPr>
       <w:rPr>
-        <w:rFonts w:hint="default" w:ascii="Symbol" w:hAnsi="Symbol"/>
+        <w:rFonts w:ascii="Symbol" w:hAnsi="Symbol" w:hint="default"/>
         <w:sz w:val="20"/>
       </w:rPr>
     </w:lvl>
@@ -998,7 +941,7 @@
         <w:ind w:left="1440" w:hanging="360"/>
       </w:pPr>
       <w:rPr>
-        <w:rFonts w:hint="default" w:ascii="Courier New" w:hAnsi="Courier New"/>
+        <w:rFonts w:ascii="Courier New" w:hAnsi="Courier New" w:hint="default"/>
         <w:sz w:val="20"/>
       </w:rPr>
     </w:lvl>
@@ -1014,7 +957,7 @@
         <w:ind w:left="2160" w:hanging="360"/>
       </w:pPr>
       <w:rPr>
-        <w:rFonts w:hint="default" w:ascii="Wingdings" w:hAnsi="Wingdings"/>
+        <w:rFonts w:ascii="Wingdings" w:hAnsi="Wingdings" w:hint="default"/>
         <w:sz w:val="20"/>
       </w:rPr>
     </w:lvl>
@@ -1030,7 +973,7 @@
         <w:ind w:left="2880" w:hanging="360"/>
       </w:pPr>
       <w:rPr>
-        <w:rFonts w:hint="default" w:ascii="Wingdings" w:hAnsi="Wingdings"/>
+        <w:rFonts w:ascii="Wingdings" w:hAnsi="Wingdings" w:hint="default"/>
         <w:sz w:val="20"/>
       </w:rPr>
     </w:lvl>
@@ -1046,7 +989,7 @@
         <w:ind w:left="3600" w:hanging="360"/>
       </w:pPr>
       <w:rPr>
-        <w:rFonts w:hint="default" w:ascii="Wingdings" w:hAnsi="Wingdings"/>
+        <w:rFonts w:ascii="Wingdings" w:hAnsi="Wingdings" w:hint="default"/>
         <w:sz w:val="20"/>
       </w:rPr>
     </w:lvl>
@@ -1062,7 +1005,7 @@
         <w:ind w:left="4320" w:hanging="360"/>
       </w:pPr>
       <w:rPr>
-        <w:rFonts w:hint="default" w:ascii="Wingdings" w:hAnsi="Wingdings"/>
+        <w:rFonts w:ascii="Wingdings" w:hAnsi="Wingdings" w:hint="default"/>
         <w:sz w:val="20"/>
       </w:rPr>
     </w:lvl>
@@ -1078,7 +1021,7 @@
         <w:ind w:left="5040" w:hanging="360"/>
       </w:pPr>
       <w:rPr>
-        <w:rFonts w:hint="default" w:ascii="Wingdings" w:hAnsi="Wingdings"/>
+        <w:rFonts w:ascii="Wingdings" w:hAnsi="Wingdings" w:hint="default"/>
         <w:sz w:val="20"/>
       </w:rPr>
     </w:lvl>
@@ -1094,7 +1037,7 @@
         <w:ind w:left="5760" w:hanging="360"/>
       </w:pPr>
       <w:rPr>
-        <w:rFonts w:hint="default" w:ascii="Wingdings" w:hAnsi="Wingdings"/>
+        <w:rFonts w:ascii="Wingdings" w:hAnsi="Wingdings" w:hint="default"/>
         <w:sz w:val="20"/>
       </w:rPr>
     </w:lvl>
@@ -1110,7 +1053,7 @@
         <w:ind w:left="6480" w:hanging="360"/>
       </w:pPr>
       <w:rPr>
-        <w:rFonts w:hint="default" w:ascii="Wingdings" w:hAnsi="Wingdings"/>
+        <w:rFonts w:ascii="Wingdings" w:hAnsi="Wingdings" w:hint="default"/>
         <w:sz w:val="20"/>
       </w:rPr>
     </w:lvl>
@@ -1131,7 +1074,7 @@
         <w:ind w:left="720" w:hanging="360"/>
       </w:pPr>
       <w:rPr>
-        <w:rFonts w:hint="default" w:ascii="Symbol" w:hAnsi="Symbol"/>
+        <w:rFonts w:ascii="Symbol" w:hAnsi="Symbol" w:hint="default"/>
         <w:sz w:val="20"/>
       </w:rPr>
     </w:lvl>
@@ -1147,7 +1090,7 @@
         <w:ind w:left="1440" w:hanging="360"/>
       </w:pPr>
       <w:rPr>
-        <w:rFonts w:hint="default" w:ascii="Courier New" w:hAnsi="Courier New"/>
+        <w:rFonts w:ascii="Courier New" w:hAnsi="Courier New" w:hint="default"/>
         <w:sz w:val="20"/>
       </w:rPr>
     </w:lvl>
@@ -1163,7 +1106,7 @@
         <w:ind w:left="2160" w:hanging="360"/>
       </w:pPr>
       <w:rPr>
-        <w:rFonts w:hint="default" w:ascii="Wingdings" w:hAnsi="Wingdings"/>
+        <w:rFonts w:ascii="Wingdings" w:hAnsi="Wingdings" w:hint="default"/>
         <w:sz w:val="20"/>
       </w:rPr>
     </w:lvl>
@@ -1179,7 +1122,7 @@
         <w:ind w:left="2880" w:hanging="360"/>
       </w:pPr>
       <w:rPr>
-        <w:rFonts w:hint="default" w:ascii="Wingdings" w:hAnsi="Wingdings"/>
+        <w:rFonts w:ascii="Wingdings" w:hAnsi="Wingdings" w:hint="default"/>
         <w:sz w:val="20"/>
       </w:rPr>
     </w:lvl>
@@ -1195,7 +1138,7 @@
         <w:ind w:left="3600" w:hanging="360"/>
       </w:pPr>
       <w:rPr>
-        <w:rFonts w:hint="default" w:ascii="Wingdings" w:hAnsi="Wingdings"/>
+        <w:rFonts w:ascii="Wingdings" w:hAnsi="Wingdings" w:hint="default"/>
         <w:sz w:val="20"/>
       </w:rPr>
     </w:lvl>
@@ -1211,7 +1154,7 @@
         <w:ind w:left="4320" w:hanging="360"/>
       </w:pPr>
       <w:rPr>
-        <w:rFonts w:hint="default" w:ascii="Wingdings" w:hAnsi="Wingdings"/>
+        <w:rFonts w:ascii="Wingdings" w:hAnsi="Wingdings" w:hint="default"/>
         <w:sz w:val="20"/>
       </w:rPr>
     </w:lvl>
@@ -1227,7 +1170,7 @@
         <w:ind w:left="5040" w:hanging="360"/>
       </w:pPr>
       <w:rPr>
-        <w:rFonts w:hint="default" w:ascii="Wingdings" w:hAnsi="Wingdings"/>
+        <w:rFonts w:ascii="Wingdings" w:hAnsi="Wingdings" w:hint="default"/>
         <w:sz w:val="20"/>
       </w:rPr>
     </w:lvl>
@@ -1243,7 +1186,7 @@
         <w:ind w:left="5760" w:hanging="360"/>
       </w:pPr>
       <w:rPr>
-        <w:rFonts w:hint="default" w:ascii="Wingdings" w:hAnsi="Wingdings"/>
+        <w:rFonts w:ascii="Wingdings" w:hAnsi="Wingdings" w:hint="default"/>
         <w:sz w:val="20"/>
       </w:rPr>
     </w:lvl>
@@ -1259,7 +1202,7 @@
         <w:ind w:left="6480" w:hanging="360"/>
       </w:pPr>
       <w:rPr>
-        <w:rFonts w:hint="default" w:ascii="Wingdings" w:hAnsi="Wingdings"/>
+        <w:rFonts w:ascii="Wingdings" w:hAnsi="Wingdings" w:hint="default"/>
         <w:sz w:val="20"/>
       </w:rPr>
     </w:lvl>
@@ -1280,7 +1223,7 @@
         <w:ind w:left="720" w:hanging="360"/>
       </w:pPr>
       <w:rPr>
-        <w:rFonts w:hint="default" w:ascii="Symbol" w:hAnsi="Symbol"/>
+        <w:rFonts w:ascii="Symbol" w:hAnsi="Symbol" w:hint="default"/>
         <w:sz w:val="20"/>
       </w:rPr>
     </w:lvl>
@@ -1296,7 +1239,7 @@
         <w:ind w:left="1440" w:hanging="360"/>
       </w:pPr>
       <w:rPr>
-        <w:rFonts w:hint="default" w:ascii="Courier New" w:hAnsi="Courier New"/>
+        <w:rFonts w:ascii="Courier New" w:hAnsi="Courier New" w:hint="default"/>
         <w:sz w:val="20"/>
       </w:rPr>
     </w:lvl>
@@ -1312,7 +1255,7 @@
         <w:ind w:left="2160" w:hanging="360"/>
       </w:pPr>
       <w:rPr>
-        <w:rFonts w:hint="default" w:ascii="Wingdings" w:hAnsi="Wingdings"/>
+        <w:rFonts w:ascii="Wingdings" w:hAnsi="Wingdings" w:hint="default"/>
         <w:sz w:val="20"/>
       </w:rPr>
     </w:lvl>
@@ -1328,7 +1271,7 @@
         <w:ind w:left="2880" w:hanging="360"/>
       </w:pPr>
       <w:rPr>
-        <w:rFonts w:hint="default" w:ascii="Wingdings" w:hAnsi="Wingdings"/>
+        <w:rFonts w:ascii="Wingdings" w:hAnsi="Wingdings" w:hint="default"/>
         <w:sz w:val="20"/>
       </w:rPr>
     </w:lvl>
@@ -1344,7 +1287,7 @@
         <w:ind w:left="3600" w:hanging="360"/>
       </w:pPr>
       <w:rPr>
-        <w:rFonts w:hint="default" w:ascii="Wingdings" w:hAnsi="Wingdings"/>
+        <w:rFonts w:ascii="Wingdings" w:hAnsi="Wingdings" w:hint="default"/>
         <w:sz w:val="20"/>
       </w:rPr>
     </w:lvl>
@@ -1360,7 +1303,7 @@
         <w:ind w:left="4320" w:hanging="360"/>
       </w:pPr>
       <w:rPr>
-        <w:rFonts w:hint="default" w:ascii="Wingdings" w:hAnsi="Wingdings"/>
+        <w:rFonts w:ascii="Wingdings" w:hAnsi="Wingdings" w:hint="default"/>
         <w:sz w:val="20"/>
       </w:rPr>
     </w:lvl>
@@ -1376,7 +1319,7 @@
         <w:ind w:left="5040" w:hanging="360"/>
       </w:pPr>
       <w:rPr>
-        <w:rFonts w:hint="default" w:ascii="Wingdings" w:hAnsi="Wingdings"/>
+        <w:rFonts w:ascii="Wingdings" w:hAnsi="Wingdings" w:hint="default"/>
         <w:sz w:val="20"/>
       </w:rPr>
     </w:lvl>
@@ -1392,7 +1335,7 @@
         <w:ind w:left="5760" w:hanging="360"/>
       </w:pPr>
       <w:rPr>
-        <w:rFonts w:hint="default" w:ascii="Wingdings" w:hAnsi="Wingdings"/>
+        <w:rFonts w:ascii="Wingdings" w:hAnsi="Wingdings" w:hint="default"/>
         <w:sz w:val="20"/>
       </w:rPr>
     </w:lvl>
@@ -1408,7 +1351,7 @@
         <w:ind w:left="6480" w:hanging="360"/>
       </w:pPr>
       <w:rPr>
-        <w:rFonts w:hint="default" w:ascii="Wingdings" w:hAnsi="Wingdings"/>
+        <w:rFonts w:ascii="Wingdings" w:hAnsi="Wingdings" w:hint="default"/>
         <w:sz w:val="20"/>
       </w:rPr>
     </w:lvl>
@@ -1429,7 +1372,7 @@
         <w:ind w:left="720" w:hanging="360"/>
       </w:pPr>
       <w:rPr>
-        <w:rFonts w:hint="default" w:ascii="Symbol" w:hAnsi="Symbol"/>
+        <w:rFonts w:ascii="Symbol" w:hAnsi="Symbol" w:hint="default"/>
         <w:sz w:val="20"/>
       </w:rPr>
     </w:lvl>
@@ -1445,7 +1388,7 @@
         <w:ind w:left="1440" w:hanging="360"/>
       </w:pPr>
       <w:rPr>
-        <w:rFonts w:hint="default" w:ascii="Courier New" w:hAnsi="Courier New"/>
+        <w:rFonts w:ascii="Courier New" w:hAnsi="Courier New" w:hint="default"/>
         <w:sz w:val="20"/>
       </w:rPr>
     </w:lvl>
@@ -1461,7 +1404,7 @@
         <w:ind w:left="2160" w:hanging="360"/>
       </w:pPr>
       <w:rPr>
-        <w:rFonts w:hint="default" w:ascii="Wingdings" w:hAnsi="Wingdings"/>
+        <w:rFonts w:ascii="Wingdings" w:hAnsi="Wingdings" w:hint="default"/>
         <w:sz w:val="20"/>
       </w:rPr>
     </w:lvl>
@@ -1477,7 +1420,7 @@
         <w:ind w:left="2880" w:hanging="360"/>
       </w:pPr>
       <w:rPr>
-        <w:rFonts w:hint="default" w:ascii="Wingdings" w:hAnsi="Wingdings"/>
+        <w:rFonts w:ascii="Wingdings" w:hAnsi="Wingdings" w:hint="default"/>
         <w:sz w:val="20"/>
       </w:rPr>
     </w:lvl>
@@ -1493,7 +1436,7 @@
         <w:ind w:left="3600" w:hanging="360"/>
       </w:pPr>
       <w:rPr>
-        <w:rFonts w:hint="default" w:ascii="Wingdings" w:hAnsi="Wingdings"/>
+        <w:rFonts w:ascii="Wingdings" w:hAnsi="Wingdings" w:hint="default"/>
         <w:sz w:val="20"/>
       </w:rPr>
     </w:lvl>
@@ -1509,7 +1452,7 @@
         <w:ind w:left="4320" w:hanging="360"/>
       </w:pPr>
       <w:rPr>
-        <w:rFonts w:hint="default" w:ascii="Wingdings" w:hAnsi="Wingdings"/>
+        <w:rFonts w:ascii="Wingdings" w:hAnsi="Wingdings" w:hint="default"/>
         <w:sz w:val="20"/>
       </w:rPr>
     </w:lvl>
@@ -1525,7 +1468,7 @@
         <w:ind w:left="5040" w:hanging="360"/>
       </w:pPr>
       <w:rPr>
-        <w:rFonts w:hint="default" w:ascii="Wingdings" w:hAnsi="Wingdings"/>
+        <w:rFonts w:ascii="Wingdings" w:hAnsi="Wingdings" w:hint="default"/>
         <w:sz w:val="20"/>
       </w:rPr>
     </w:lvl>
@@ -1541,7 +1484,7 @@
         <w:ind w:left="5760" w:hanging="360"/>
       </w:pPr>
       <w:rPr>
-        <w:rFonts w:hint="default" w:ascii="Wingdings" w:hAnsi="Wingdings"/>
+        <w:rFonts w:ascii="Wingdings" w:hAnsi="Wingdings" w:hint="default"/>
         <w:sz w:val="20"/>
       </w:rPr>
     </w:lvl>
@@ -1557,7 +1500,7 @@
         <w:ind w:left="6480" w:hanging="360"/>
       </w:pPr>
       <w:rPr>
-        <w:rFonts w:hint="default" w:ascii="Wingdings" w:hAnsi="Wingdings"/>
+        <w:rFonts w:ascii="Wingdings" w:hAnsi="Wingdings" w:hint="default"/>
         <w:sz w:val="20"/>
       </w:rPr>
     </w:lvl>
@@ -1578,7 +1521,7 @@
         <w:ind w:left="720" w:hanging="360"/>
       </w:pPr>
       <w:rPr>
-        <w:rFonts w:hint="default" w:ascii="Symbol" w:hAnsi="Symbol"/>
+        <w:rFonts w:ascii="Symbol" w:hAnsi="Symbol" w:hint="default"/>
         <w:sz w:val="20"/>
       </w:rPr>
     </w:lvl>
@@ -1594,7 +1537,7 @@
         <w:ind w:left="1440" w:hanging="360"/>
       </w:pPr>
       <w:rPr>
-        <w:rFonts w:hint="default" w:ascii="Courier New" w:hAnsi="Courier New"/>
+        <w:rFonts w:ascii="Courier New" w:hAnsi="Courier New" w:hint="default"/>
         <w:sz w:val="20"/>
       </w:rPr>
     </w:lvl>
@@ -1610,7 +1553,7 @@
         <w:ind w:left="2160" w:hanging="360"/>
       </w:pPr>
       <w:rPr>
-        <w:rFonts w:hint="default" w:ascii="Wingdings" w:hAnsi="Wingdings"/>
+        <w:rFonts w:ascii="Wingdings" w:hAnsi="Wingdings" w:hint="default"/>
         <w:sz w:val="20"/>
       </w:rPr>
     </w:lvl>
@@ -1626,7 +1569,7 @@
         <w:ind w:left="2880" w:hanging="360"/>
       </w:pPr>
       <w:rPr>
-        <w:rFonts w:hint="default" w:ascii="Wingdings" w:hAnsi="Wingdings"/>
+        <w:rFonts w:ascii="Wingdings" w:hAnsi="Wingdings" w:hint="default"/>
         <w:sz w:val="20"/>
       </w:rPr>
     </w:lvl>
@@ -1642,7 +1585,7 @@
         <w:ind w:left="3600" w:hanging="360"/>
       </w:pPr>
       <w:rPr>
-        <w:rFonts w:hint="default" w:ascii="Wingdings" w:hAnsi="Wingdings"/>
+        <w:rFonts w:ascii="Wingdings" w:hAnsi="Wingdings" w:hint="default"/>
         <w:sz w:val="20"/>
       </w:rPr>
     </w:lvl>
@@ -1658,7 +1601,7 @@
         <w:ind w:left="4320" w:hanging="360"/>
       </w:pPr>
       <w:rPr>
-        <w:rFonts w:hint="default" w:ascii="Wingdings" w:hAnsi="Wingdings"/>
+        <w:rFonts w:ascii="Wingdings" w:hAnsi="Wingdings" w:hint="default"/>
         <w:sz w:val="20"/>
       </w:rPr>
     </w:lvl>
@@ -1674,7 +1617,7 @@
         <w:ind w:left="5040" w:hanging="360"/>
       </w:pPr>
       <w:rPr>
-        <w:rFonts w:hint="default" w:ascii="Wingdings" w:hAnsi="Wingdings"/>
+        <w:rFonts w:ascii="Wingdings" w:hAnsi="Wingdings" w:hint="default"/>
         <w:sz w:val="20"/>
       </w:rPr>
     </w:lvl>
@@ -1690,7 +1633,7 @@
         <w:ind w:left="5760" w:hanging="360"/>
       </w:pPr>
       <w:rPr>
-        <w:rFonts w:hint="default" w:ascii="Wingdings" w:hAnsi="Wingdings"/>
+        <w:rFonts w:ascii="Wingdings" w:hAnsi="Wingdings" w:hint="default"/>
         <w:sz w:val="20"/>
       </w:rPr>
     </w:lvl>
@@ -1706,7 +1649,7 @@
         <w:ind w:left="6480" w:hanging="360"/>
       </w:pPr>
       <w:rPr>
-        <w:rFonts w:hint="default" w:ascii="Wingdings" w:hAnsi="Wingdings"/>
+        <w:rFonts w:ascii="Wingdings" w:hAnsi="Wingdings" w:hint="default"/>
         <w:sz w:val="20"/>
       </w:rPr>
     </w:lvl>
@@ -1727,7 +1670,7 @@
         <w:ind w:left="720" w:hanging="360"/>
       </w:pPr>
       <w:rPr>
-        <w:rFonts w:hint="default" w:ascii="Symbol" w:hAnsi="Symbol"/>
+        <w:rFonts w:ascii="Symbol" w:hAnsi="Symbol" w:hint="default"/>
         <w:sz w:val="20"/>
       </w:rPr>
     </w:lvl>
@@ -1743,7 +1686,7 @@
         <w:ind w:left="1440" w:hanging="360"/>
       </w:pPr>
       <w:rPr>
-        <w:rFonts w:hint="default" w:ascii="Courier New" w:hAnsi="Courier New"/>
+        <w:rFonts w:ascii="Courier New" w:hAnsi="Courier New" w:hint="default"/>
         <w:sz w:val="20"/>
       </w:rPr>
     </w:lvl>
@@ -1759,7 +1702,7 @@
         <w:ind w:left="2160" w:hanging="360"/>
       </w:pPr>
       <w:rPr>
-        <w:rFonts w:hint="default" w:ascii="Wingdings" w:hAnsi="Wingdings"/>
+        <w:rFonts w:ascii="Wingdings" w:hAnsi="Wingdings" w:hint="default"/>
         <w:sz w:val="20"/>
       </w:rPr>
     </w:lvl>
@@ -1775,7 +1718,7 @@
         <w:ind w:left="2880" w:hanging="360"/>
       </w:pPr>
       <w:rPr>
-        <w:rFonts w:hint="default" w:ascii="Wingdings" w:hAnsi="Wingdings"/>
+        <w:rFonts w:ascii="Wingdings" w:hAnsi="Wingdings" w:hint="default"/>
         <w:sz w:val="20"/>
       </w:rPr>
     </w:lvl>
@@ -1791,7 +1734,7 @@
         <w:ind w:left="3600" w:hanging="360"/>
       </w:pPr>
       <w:rPr>
-        <w:rFonts w:hint="default" w:ascii="Wingdings" w:hAnsi="Wingdings"/>
+        <w:rFonts w:ascii="Wingdings" w:hAnsi="Wingdings" w:hint="default"/>
         <w:sz w:val="20"/>
       </w:rPr>
     </w:lvl>
@@ -1807,7 +1750,7 @@
         <w:ind w:left="4320" w:hanging="360"/>
       </w:pPr>
       <w:rPr>
-        <w:rFonts w:hint="default" w:ascii="Wingdings" w:hAnsi="Wingdings"/>
+        <w:rFonts w:ascii="Wingdings" w:hAnsi="Wingdings" w:hint="default"/>
         <w:sz w:val="20"/>
       </w:rPr>
     </w:lvl>
@@ -1823,7 +1766,7 @@
         <w:ind w:left="5040" w:hanging="360"/>
       </w:pPr>
       <w:rPr>
-        <w:rFonts w:hint="default" w:ascii="Wingdings" w:hAnsi="Wingdings"/>
+        <w:rFonts w:ascii="Wingdings" w:hAnsi="Wingdings" w:hint="default"/>
         <w:sz w:val="20"/>
       </w:rPr>
     </w:lvl>
@@ -1839,7 +1782,7 @@
         <w:ind w:left="5760" w:hanging="360"/>
       </w:pPr>
       <w:rPr>
-        <w:rFonts w:hint="default" w:ascii="Wingdings" w:hAnsi="Wingdings"/>
+        <w:rFonts w:ascii="Wingdings" w:hAnsi="Wingdings" w:hint="default"/>
         <w:sz w:val="20"/>
       </w:rPr>
     </w:lvl>
@@ -1855,7 +1798,7 @@
         <w:ind w:left="6480" w:hanging="360"/>
       </w:pPr>
       <w:rPr>
-        <w:rFonts w:hint="default" w:ascii="Wingdings" w:hAnsi="Wingdings"/>
+        <w:rFonts w:ascii="Wingdings" w:hAnsi="Wingdings" w:hint="default"/>
         <w:sz w:val="20"/>
       </w:rPr>
     </w:lvl>
@@ -1876,7 +1819,7 @@
         <w:ind w:left="720" w:hanging="360"/>
       </w:pPr>
       <w:rPr>
-        <w:rFonts w:hint="default" w:ascii="Symbol" w:hAnsi="Symbol"/>
+        <w:rFonts w:ascii="Symbol" w:hAnsi="Symbol" w:hint="default"/>
         <w:sz w:val="20"/>
       </w:rPr>
     </w:lvl>
@@ -1892,7 +1835,7 @@
         <w:ind w:left="1440" w:hanging="360"/>
       </w:pPr>
       <w:rPr>
-        <w:rFonts w:hint="default" w:ascii="Courier New" w:hAnsi="Courier New"/>
+        <w:rFonts w:ascii="Courier New" w:hAnsi="Courier New" w:hint="default"/>
         <w:sz w:val="20"/>
       </w:rPr>
     </w:lvl>
@@ -1908,7 +1851,7 @@
         <w:ind w:left="2160" w:hanging="360"/>
       </w:pPr>
       <w:rPr>
-        <w:rFonts w:hint="default" w:ascii="Wingdings" w:hAnsi="Wingdings"/>
+        <w:rFonts w:ascii="Wingdings" w:hAnsi="Wingdings" w:hint="default"/>
         <w:sz w:val="20"/>
       </w:rPr>
     </w:lvl>
@@ -1924,7 +1867,7 @@
         <w:ind w:left="2880" w:hanging="360"/>
       </w:pPr>
       <w:rPr>
-        <w:rFonts w:hint="default" w:ascii="Wingdings" w:hAnsi="Wingdings"/>
+        <w:rFonts w:ascii="Wingdings" w:hAnsi="Wingdings" w:hint="default"/>
         <w:sz w:val="20"/>
       </w:rPr>
     </w:lvl>
@@ -1940,7 +1883,7 @@
         <w:ind w:left="3600" w:hanging="360"/>
       </w:pPr>
       <w:rPr>
-        <w:rFonts w:hint="default" w:ascii="Wingdings" w:hAnsi="Wingdings"/>
+        <w:rFonts w:ascii="Wingdings" w:hAnsi="Wingdings" w:hint="default"/>
         <w:sz w:val="20"/>
       </w:rPr>
     </w:lvl>
@@ -1956,7 +1899,7 @@
         <w:ind w:left="4320" w:hanging="360"/>
       </w:pPr>
       <w:rPr>
-        <w:rFonts w:hint="default" w:ascii="Wingdings" w:hAnsi="Wingdings"/>
+        <w:rFonts w:ascii="Wingdings" w:hAnsi="Wingdings" w:hint="default"/>
         <w:sz w:val="20"/>
       </w:rPr>
     </w:lvl>
@@ -1972,7 +1915,7 @@
         <w:ind w:left="5040" w:hanging="360"/>
       </w:pPr>
       <w:rPr>
-        <w:rFonts w:hint="default" w:ascii="Wingdings" w:hAnsi="Wingdings"/>
+        <w:rFonts w:ascii="Wingdings" w:hAnsi="Wingdings" w:hint="default"/>
         <w:sz w:val="20"/>
       </w:rPr>
     </w:lvl>
@@ -1988,7 +1931,7 @@
         <w:ind w:left="5760" w:hanging="360"/>
       </w:pPr>
       <w:rPr>
-        <w:rFonts w:hint="default" w:ascii="Wingdings" w:hAnsi="Wingdings"/>
+        <w:rFonts w:ascii="Wingdings" w:hAnsi="Wingdings" w:hint="default"/>
         <w:sz w:val="20"/>
       </w:rPr>
     </w:lvl>
@@ -2004,7 +1947,7 @@
         <w:ind w:left="6480" w:hanging="360"/>
       </w:pPr>
       <w:rPr>
-        <w:rFonts w:hint="default" w:ascii="Wingdings" w:hAnsi="Wingdings"/>
+        <w:rFonts w:ascii="Wingdings" w:hAnsi="Wingdings" w:hint="default"/>
         <w:sz w:val="20"/>
       </w:rPr>
     </w:lvl>
@@ -2025,7 +1968,7 @@
         <w:ind w:left="720" w:hanging="360"/>
       </w:pPr>
       <w:rPr>
-        <w:rFonts w:hint="default" w:ascii="Symbol" w:hAnsi="Symbol"/>
+        <w:rFonts w:ascii="Symbol" w:hAnsi="Symbol" w:hint="default"/>
         <w:sz w:val="20"/>
       </w:rPr>
     </w:lvl>
@@ -2041,7 +1984,7 @@
         <w:ind w:left="1440" w:hanging="360"/>
       </w:pPr>
       <w:rPr>
-        <w:rFonts w:hint="default" w:ascii="Courier New" w:hAnsi="Courier New"/>
+        <w:rFonts w:ascii="Courier New" w:hAnsi="Courier New" w:hint="default"/>
         <w:sz w:val="20"/>
       </w:rPr>
     </w:lvl>
@@ -2057,7 +2000,7 @@
         <w:ind w:left="2160" w:hanging="360"/>
       </w:pPr>
       <w:rPr>
-        <w:rFonts w:hint="default" w:ascii="Wingdings" w:hAnsi="Wingdings"/>
+        <w:rFonts w:ascii="Wingdings" w:hAnsi="Wingdings" w:hint="default"/>
         <w:sz w:val="20"/>
       </w:rPr>
     </w:lvl>
@@ -2073,7 +2016,7 @@
         <w:ind w:left="2880" w:hanging="360"/>
       </w:pPr>
       <w:rPr>
-        <w:rFonts w:hint="default" w:ascii="Wingdings" w:hAnsi="Wingdings"/>
+        <w:rFonts w:ascii="Wingdings" w:hAnsi="Wingdings" w:hint="default"/>
         <w:sz w:val="20"/>
       </w:rPr>
     </w:lvl>
@@ -2089,7 +2032,7 @@
         <w:ind w:left="3600" w:hanging="360"/>
       </w:pPr>
       <w:rPr>
-        <w:rFonts w:hint="default" w:ascii="Wingdings" w:hAnsi="Wingdings"/>
+        <w:rFonts w:ascii="Wingdings" w:hAnsi="Wingdings" w:hint="default"/>
         <w:sz w:val="20"/>
       </w:rPr>
     </w:lvl>
@@ -2105,7 +2048,7 @@
         <w:ind w:left="4320" w:hanging="360"/>
       </w:pPr>
       <w:rPr>
-        <w:rFonts w:hint="default" w:ascii="Wingdings" w:hAnsi="Wingdings"/>
+        <w:rFonts w:ascii="Wingdings" w:hAnsi="Wingdings" w:hint="default"/>
         <w:sz w:val="20"/>
       </w:rPr>
     </w:lvl>
@@ -2121,7 +2064,7 @@
         <w:ind w:left="5040" w:hanging="360"/>
       </w:pPr>
       <w:rPr>
-        <w:rFonts w:hint="default" w:ascii="Wingdings" w:hAnsi="Wingdings"/>
+        <w:rFonts w:ascii="Wingdings" w:hAnsi="Wingdings" w:hint="default"/>
         <w:sz w:val="20"/>
       </w:rPr>
     </w:lvl>
@@ -2137,7 +2080,7 @@
         <w:ind w:left="5760" w:hanging="360"/>
       </w:pPr>
       <w:rPr>
-        <w:rFonts w:hint="default" w:ascii="Wingdings" w:hAnsi="Wingdings"/>
+        <w:rFonts w:ascii="Wingdings" w:hAnsi="Wingdings" w:hint="default"/>
         <w:sz w:val="20"/>
       </w:rPr>
     </w:lvl>
@@ -2153,7 +2096,7 @@
         <w:ind w:left="6480" w:hanging="360"/>
       </w:pPr>
       <w:rPr>
-        <w:rFonts w:hint="default" w:ascii="Wingdings" w:hAnsi="Wingdings"/>
+        <w:rFonts w:ascii="Wingdings" w:hAnsi="Wingdings" w:hint="default"/>
         <w:sz w:val="20"/>
       </w:rPr>
     </w:lvl>
@@ -2174,7 +2117,7 @@
         <w:ind w:left="720" w:hanging="360"/>
       </w:pPr>
       <w:rPr>
-        <w:rFonts w:hint="default" w:ascii="Symbol" w:hAnsi="Symbol"/>
+        <w:rFonts w:ascii="Symbol" w:hAnsi="Symbol" w:hint="default"/>
         <w:sz w:val="20"/>
       </w:rPr>
     </w:lvl>
@@ -2190,7 +2133,7 @@
         <w:ind w:left="1440" w:hanging="360"/>
       </w:pPr>
       <w:rPr>
-        <w:rFonts w:hint="default" w:ascii="Courier New" w:hAnsi="Courier New"/>
+        <w:rFonts w:ascii="Courier New" w:hAnsi="Courier New" w:hint="default"/>
         <w:sz w:val="20"/>
       </w:rPr>
     </w:lvl>
@@ -2206,7 +2149,7 @@
         <w:ind w:left="2160" w:hanging="360"/>
       </w:pPr>
       <w:rPr>
-        <w:rFonts w:hint="default" w:ascii="Wingdings" w:hAnsi="Wingdings"/>
+        <w:rFonts w:ascii="Wingdings" w:hAnsi="Wingdings" w:hint="default"/>
         <w:sz w:val="20"/>
       </w:rPr>
     </w:lvl>
@@ -2222,7 +2165,7 @@
         <w:ind w:left="2880" w:hanging="360"/>
       </w:pPr>
       <w:rPr>
-        <w:rFonts w:hint="default" w:ascii="Wingdings" w:hAnsi="Wingdings"/>
+        <w:rFonts w:ascii="Wingdings" w:hAnsi="Wingdings" w:hint="default"/>
         <w:sz w:val="20"/>
       </w:rPr>
     </w:lvl>
@@ -2238,7 +2181,7 @@
         <w:ind w:left="3600" w:hanging="360"/>
       </w:pPr>
       <w:rPr>
-        <w:rFonts w:hint="default" w:ascii="Wingdings" w:hAnsi="Wingdings"/>
+        <w:rFonts w:ascii="Wingdings" w:hAnsi="Wingdings" w:hint="default"/>
         <w:sz w:val="20"/>
       </w:rPr>
     </w:lvl>
@@ -2254,7 +2197,7 @@
         <w:ind w:left="4320" w:hanging="360"/>
       </w:pPr>
       <w:rPr>
-        <w:rFonts w:hint="default" w:ascii="Wingdings" w:hAnsi="Wingdings"/>
+        <w:rFonts w:ascii="Wingdings" w:hAnsi="Wingdings" w:hint="default"/>
         <w:sz w:val="20"/>
       </w:rPr>
     </w:lvl>
@@ -2270,7 +2213,7 @@
         <w:ind w:left="5040" w:hanging="360"/>
       </w:pPr>
       <w:rPr>
-        <w:rFonts w:hint="default" w:ascii="Wingdings" w:hAnsi="Wingdings"/>
+        <w:rFonts w:ascii="Wingdings" w:hAnsi="Wingdings" w:hint="default"/>
         <w:sz w:val="20"/>
       </w:rPr>
     </w:lvl>
@@ -2286,7 +2229,7 @@
         <w:ind w:left="5760" w:hanging="360"/>
       </w:pPr>
       <w:rPr>
-        <w:rFonts w:hint="default" w:ascii="Wingdings" w:hAnsi="Wingdings"/>
+        <w:rFonts w:ascii="Wingdings" w:hAnsi="Wingdings" w:hint="default"/>
         <w:sz w:val="20"/>
       </w:rPr>
     </w:lvl>
@@ -2302,7 +2245,7 @@
         <w:ind w:left="6480" w:hanging="360"/>
       </w:pPr>
       <w:rPr>
-        <w:rFonts w:hint="default" w:ascii="Wingdings" w:hAnsi="Wingdings"/>
+        <w:rFonts w:ascii="Wingdings" w:hAnsi="Wingdings" w:hint="default"/>
         <w:sz w:val="20"/>
       </w:rPr>
     </w:lvl>
@@ -2323,7 +2266,7 @@
         <w:ind w:left="720" w:hanging="360"/>
       </w:pPr>
       <w:rPr>
-        <w:rFonts w:hint="default" w:ascii="Symbol" w:hAnsi="Symbol"/>
+        <w:rFonts w:ascii="Symbol" w:hAnsi="Symbol" w:hint="default"/>
         <w:sz w:val="20"/>
       </w:rPr>
     </w:lvl>
@@ -2339,7 +2282,7 @@
         <w:ind w:left="1440" w:hanging="360"/>
       </w:pPr>
       <w:rPr>
-        <w:rFonts w:hint="default" w:ascii="Courier New" w:hAnsi="Courier New"/>
+        <w:rFonts w:ascii="Courier New" w:hAnsi="Courier New" w:hint="default"/>
         <w:sz w:val="20"/>
       </w:rPr>
     </w:lvl>
@@ -2355,7 +2298,7 @@
         <w:ind w:left="2160" w:hanging="360"/>
       </w:pPr>
       <w:rPr>
-        <w:rFonts w:hint="default" w:ascii="Wingdings" w:hAnsi="Wingdings"/>
+        <w:rFonts w:ascii="Wingdings" w:hAnsi="Wingdings" w:hint="default"/>
         <w:sz w:val="20"/>
       </w:rPr>
     </w:lvl>
@@ -2371,7 +2314,7 @@
         <w:ind w:left="2880" w:hanging="360"/>
       </w:pPr>
       <w:rPr>
-        <w:rFonts w:hint="default" w:ascii="Wingdings" w:hAnsi="Wingdings"/>
+        <w:rFonts w:ascii="Wingdings" w:hAnsi="Wingdings" w:hint="default"/>
         <w:sz w:val="20"/>
       </w:rPr>
     </w:lvl>
@@ -2387,7 +2330,7 @@
         <w:ind w:left="3600" w:hanging="360"/>
       </w:pPr>
       <w:rPr>
-        <w:rFonts w:hint="default" w:ascii="Wingdings" w:hAnsi="Wingdings"/>
+        <w:rFonts w:ascii="Wingdings" w:hAnsi="Wingdings" w:hint="default"/>
         <w:sz w:val="20"/>
       </w:rPr>
     </w:lvl>
@@ -2403,7 +2346,7 @@
         <w:ind w:left="4320" w:hanging="360"/>
       </w:pPr>
       <w:rPr>
-        <w:rFonts w:hint="default" w:ascii="Wingdings" w:hAnsi="Wingdings"/>
+        <w:rFonts w:ascii="Wingdings" w:hAnsi="Wingdings" w:hint="default"/>
         <w:sz w:val="20"/>
       </w:rPr>
     </w:lvl>
@@ -2419,7 +2362,7 @@
         <w:ind w:left="5040" w:hanging="360"/>
       </w:pPr>
       <w:rPr>
-        <w:rFonts w:hint="default" w:ascii="Wingdings" w:hAnsi="Wingdings"/>
+        <w:rFonts w:ascii="Wingdings" w:hAnsi="Wingdings" w:hint="default"/>
         <w:sz w:val="20"/>
       </w:rPr>
     </w:lvl>
@@ -2435,7 +2378,7 @@
         <w:ind w:left="5760" w:hanging="360"/>
       </w:pPr>
       <w:rPr>
-        <w:rFonts w:hint="default" w:ascii="Wingdings" w:hAnsi="Wingdings"/>
+        <w:rFonts w:ascii="Wingdings" w:hAnsi="Wingdings" w:hint="default"/>
         <w:sz w:val="20"/>
       </w:rPr>
     </w:lvl>
@@ -2451,7 +2394,7 @@
         <w:ind w:left="6480" w:hanging="360"/>
       </w:pPr>
       <w:rPr>
-        <w:rFonts w:hint="default" w:ascii="Wingdings" w:hAnsi="Wingdings"/>
+        <w:rFonts w:ascii="Wingdings" w:hAnsi="Wingdings" w:hint="default"/>
         <w:sz w:val="20"/>
       </w:rPr>
     </w:lvl>
@@ -2472,7 +2415,7 @@
         <w:ind w:left="720" w:hanging="360"/>
       </w:pPr>
       <w:rPr>
-        <w:rFonts w:hint="default" w:ascii="Symbol" w:hAnsi="Symbol"/>
+        <w:rFonts w:ascii="Symbol" w:hAnsi="Symbol" w:hint="default"/>
         <w:sz w:val="20"/>
       </w:rPr>
     </w:lvl>
@@ -2488,7 +2431,7 @@
         <w:ind w:left="1440" w:hanging="360"/>
       </w:pPr>
       <w:rPr>
-        <w:rFonts w:hint="default" w:ascii="Courier New" w:hAnsi="Courier New"/>
+        <w:rFonts w:ascii="Courier New" w:hAnsi="Courier New" w:hint="default"/>
         <w:sz w:val="20"/>
       </w:rPr>
     </w:lvl>
@@ -2504,7 +2447,7 @@
         <w:ind w:left="2160" w:hanging="360"/>
       </w:pPr>
       <w:rPr>
-        <w:rFonts w:hint="default" w:ascii="Wingdings" w:hAnsi="Wingdings"/>
+        <w:rFonts w:ascii="Wingdings" w:hAnsi="Wingdings" w:hint="default"/>
         <w:sz w:val="20"/>
       </w:rPr>
     </w:lvl>
@@ -2520,7 +2463,7 @@
         <w:ind w:left="2880" w:hanging="360"/>
       </w:pPr>
       <w:rPr>
-        <w:rFonts w:hint="default" w:ascii="Wingdings" w:hAnsi="Wingdings"/>
+        <w:rFonts w:ascii="Wingdings" w:hAnsi="Wingdings" w:hint="default"/>
         <w:sz w:val="20"/>
       </w:rPr>
     </w:lvl>
@@ -2536,7 +2479,7 @@
         <w:ind w:left="3600" w:hanging="360"/>
       </w:pPr>
       <w:rPr>
-        <w:rFonts w:hint="default" w:ascii="Wingdings" w:hAnsi="Wingdings"/>
+        <w:rFonts w:ascii="Wingdings" w:hAnsi="Wingdings" w:hint="default"/>
         <w:sz w:val="20"/>
       </w:rPr>
     </w:lvl>
@@ -2552,7 +2495,7 @@
         <w:ind w:left="4320" w:hanging="360"/>
       </w:pPr>
       <w:rPr>
-        <w:rFonts w:hint="default" w:ascii="Wingdings" w:hAnsi="Wingdings"/>
+        <w:rFonts w:ascii="Wingdings" w:hAnsi="Wingdings" w:hint="default"/>
         <w:sz w:val="20"/>
       </w:rPr>
     </w:lvl>
@@ -2568,7 +2511,7 @@
         <w:ind w:left="5040" w:hanging="360"/>
       </w:pPr>
       <w:rPr>
-        <w:rFonts w:hint="default" w:ascii="Wingdings" w:hAnsi="Wingdings"/>
+        <w:rFonts w:ascii="Wingdings" w:hAnsi="Wingdings" w:hint="default"/>
         <w:sz w:val="20"/>
       </w:rPr>
     </w:lvl>
@@ -2584,7 +2527,7 @@
         <w:ind w:left="5760" w:hanging="360"/>
       </w:pPr>
       <w:rPr>
-        <w:rFonts w:hint="default" w:ascii="Wingdings" w:hAnsi="Wingdings"/>
+        <w:rFonts w:ascii="Wingdings" w:hAnsi="Wingdings" w:hint="default"/>
         <w:sz w:val="20"/>
       </w:rPr>
     </w:lvl>
@@ -2600,7 +2543,7 @@
         <w:ind w:left="6480" w:hanging="360"/>
       </w:pPr>
       <w:rPr>
-        <w:rFonts w:hint="default" w:ascii="Wingdings" w:hAnsi="Wingdings"/>
+        <w:rFonts w:ascii="Wingdings" w:hAnsi="Wingdings" w:hint="default"/>
         <w:sz w:val="20"/>
       </w:rPr>
     </w:lvl>
@@ -2621,7 +2564,7 @@
         <w:ind w:left="720" w:hanging="360"/>
       </w:pPr>
       <w:rPr>
-        <w:rFonts w:hint="default" w:ascii="Symbol" w:hAnsi="Symbol"/>
+        <w:rFonts w:ascii="Symbol" w:hAnsi="Symbol" w:hint="default"/>
         <w:sz w:val="20"/>
       </w:rPr>
     </w:lvl>
@@ -2637,7 +2580,7 @@
         <w:ind w:left="1440" w:hanging="360"/>
       </w:pPr>
       <w:rPr>
-        <w:rFonts w:hint="default" w:ascii="Courier New" w:hAnsi="Courier New"/>
+        <w:rFonts w:ascii="Courier New" w:hAnsi="Courier New" w:hint="default"/>
         <w:sz w:val="20"/>
       </w:rPr>
     </w:lvl>
@@ -2653,7 +2596,7 @@
         <w:ind w:left="2160" w:hanging="360"/>
       </w:pPr>
       <w:rPr>
-        <w:rFonts w:hint="default" w:ascii="Wingdings" w:hAnsi="Wingdings"/>
+        <w:rFonts w:ascii="Wingdings" w:hAnsi="Wingdings" w:hint="default"/>
         <w:sz w:val="20"/>
       </w:rPr>
     </w:lvl>
@@ -2669,7 +2612,7 @@
         <w:ind w:left="2880" w:hanging="360"/>
       </w:pPr>
       <w:rPr>
-        <w:rFonts w:hint="default" w:ascii="Wingdings" w:hAnsi="Wingdings"/>
+        <w:rFonts w:ascii="Wingdings" w:hAnsi="Wingdings" w:hint="default"/>
         <w:sz w:val="20"/>
       </w:rPr>
     </w:lvl>
@@ -2685,7 +2628,7 @@
         <w:ind w:left="3600" w:hanging="360"/>
       </w:pPr>
       <w:rPr>
-        <w:rFonts w:hint="default" w:ascii="Wingdings" w:hAnsi="Wingdings"/>
+        <w:rFonts w:ascii="Wingdings" w:hAnsi="Wingdings" w:hint="default"/>
         <w:sz w:val="20"/>
       </w:rPr>
     </w:lvl>
@@ -2701,7 +2644,7 @@
         <w:ind w:left="4320" w:hanging="360"/>
       </w:pPr>
       <w:rPr>
-        <w:rFonts w:hint="default" w:ascii="Wingdings" w:hAnsi="Wingdings"/>
+        <w:rFonts w:ascii="Wingdings" w:hAnsi="Wingdings" w:hint="default"/>
         <w:sz w:val="20"/>
       </w:rPr>
     </w:lvl>
@@ -2717,7 +2660,7 @@
         <w:ind w:left="5040" w:hanging="360"/>
       </w:pPr>
       <w:rPr>
-        <w:rFonts w:hint="default" w:ascii="Wingdings" w:hAnsi="Wingdings"/>
+        <w:rFonts w:ascii="Wingdings" w:hAnsi="Wingdings" w:hint="default"/>
         <w:sz w:val="20"/>
       </w:rPr>
     </w:lvl>
@@ -2733,7 +2676,7 @@
         <w:ind w:left="5760" w:hanging="360"/>
       </w:pPr>
       <w:rPr>
-        <w:rFonts w:hint="default" w:ascii="Wingdings" w:hAnsi="Wingdings"/>
+        <w:rFonts w:ascii="Wingdings" w:hAnsi="Wingdings" w:hint="default"/>
         <w:sz w:val="20"/>
       </w:rPr>
     </w:lvl>
@@ -2749,7 +2692,7 @@
         <w:ind w:left="6480" w:hanging="360"/>
       </w:pPr>
       <w:rPr>
-        <w:rFonts w:hint="default" w:ascii="Wingdings" w:hAnsi="Wingdings"/>
+        <w:rFonts w:ascii="Wingdings" w:hAnsi="Wingdings" w:hint="default"/>
         <w:sz w:val="20"/>
       </w:rPr>
     </w:lvl>
@@ -2770,7 +2713,7 @@
         <w:ind w:left="720" w:hanging="360"/>
       </w:pPr>
       <w:rPr>
-        <w:rFonts w:hint="default" w:ascii="Symbol" w:hAnsi="Symbol"/>
+        <w:rFonts w:ascii="Symbol" w:hAnsi="Symbol" w:hint="default"/>
         <w:sz w:val="20"/>
       </w:rPr>
     </w:lvl>
@@ -2786,7 +2729,7 @@
         <w:ind w:left="1440" w:hanging="360"/>
       </w:pPr>
       <w:rPr>
-        <w:rFonts w:hint="default" w:ascii="Courier New" w:hAnsi="Courier New"/>
+        <w:rFonts w:ascii="Courier New" w:hAnsi="Courier New" w:hint="default"/>
         <w:sz w:val="20"/>
       </w:rPr>
     </w:lvl>
@@ -2802,7 +2745,7 @@
         <w:ind w:left="2160" w:hanging="360"/>
       </w:pPr>
       <w:rPr>
-        <w:rFonts w:hint="default" w:ascii="Wingdings" w:hAnsi="Wingdings"/>
+        <w:rFonts w:ascii="Wingdings" w:hAnsi="Wingdings" w:hint="default"/>
         <w:sz w:val="20"/>
       </w:rPr>
     </w:lvl>
@@ -2818,7 +2761,7 @@
         <w:ind w:left="2880" w:hanging="360"/>
       </w:pPr>
       <w:rPr>
-        <w:rFonts w:hint="default" w:ascii="Wingdings" w:hAnsi="Wingdings"/>
+        <w:rFonts w:ascii="Wingdings" w:hAnsi="Wingdings" w:hint="default"/>
         <w:sz w:val="20"/>
       </w:rPr>
     </w:lvl>
@@ -2834,7 +2777,7 @@
         <w:ind w:left="3600" w:hanging="360"/>
       </w:pPr>
       <w:rPr>
-        <w:rFonts w:hint="default" w:ascii="Wingdings" w:hAnsi="Wingdings"/>
+        <w:rFonts w:ascii="Wingdings" w:hAnsi="Wingdings" w:hint="default"/>
         <w:sz w:val="20"/>
       </w:rPr>
     </w:lvl>
@@ -2850,7 +2793,7 @@
         <w:ind w:left="4320" w:hanging="360"/>
       </w:pPr>
       <w:rPr>
-        <w:rFonts w:hint="default" w:ascii="Wingdings" w:hAnsi="Wingdings"/>
+        <w:rFonts w:ascii="Wingdings" w:hAnsi="Wingdings" w:hint="default"/>
         <w:sz w:val="20"/>
       </w:rPr>
     </w:lvl>
@@ -2866,7 +2809,7 @@
         <w:ind w:left="5040" w:hanging="360"/>
       </w:pPr>
       <w:rPr>
-        <w:rFonts w:hint="default" w:ascii="Wingdings" w:hAnsi="Wingdings"/>
+        <w:rFonts w:ascii="Wingdings" w:hAnsi="Wingdings" w:hint="default"/>
         <w:sz w:val="20"/>
       </w:rPr>
     </w:lvl>
@@ -2882,7 +2825,7 @@
         <w:ind w:left="5760" w:hanging="360"/>
       </w:pPr>
       <w:rPr>
-        <w:rFonts w:hint="default" w:ascii="Wingdings" w:hAnsi="Wingdings"/>
+        <w:rFonts w:ascii="Wingdings" w:hAnsi="Wingdings" w:hint="default"/>
         <w:sz w:val="20"/>
       </w:rPr>
     </w:lvl>
@@ -2898,7 +2841,7 @@
         <w:ind w:left="6480" w:hanging="360"/>
       </w:pPr>
       <w:rPr>
-        <w:rFonts w:hint="default" w:ascii="Wingdings" w:hAnsi="Wingdings"/>
+        <w:rFonts w:ascii="Wingdings" w:hAnsi="Wingdings" w:hint="default"/>
         <w:sz w:val="20"/>
       </w:rPr>
     </w:lvl>
@@ -2919,7 +2862,7 @@
         <w:ind w:left="720" w:hanging="360"/>
       </w:pPr>
       <w:rPr>
-        <w:rFonts w:hint="default" w:ascii="Symbol" w:hAnsi="Symbol"/>
+        <w:rFonts w:ascii="Symbol" w:hAnsi="Symbol" w:hint="default"/>
         <w:sz w:val="20"/>
       </w:rPr>
     </w:lvl>
@@ -2935,7 +2878,7 @@
         <w:ind w:left="1440" w:hanging="360"/>
       </w:pPr>
       <w:rPr>
-        <w:rFonts w:hint="default" w:ascii="Courier New" w:hAnsi="Courier New"/>
+        <w:rFonts w:ascii="Courier New" w:hAnsi="Courier New" w:hint="default"/>
         <w:sz w:val="20"/>
       </w:rPr>
     </w:lvl>
@@ -2951,7 +2894,7 @@
         <w:ind w:left="2160" w:hanging="360"/>
       </w:pPr>
       <w:rPr>
-        <w:rFonts w:hint="default" w:ascii="Wingdings" w:hAnsi="Wingdings"/>
+        <w:rFonts w:ascii="Wingdings" w:hAnsi="Wingdings" w:hint="default"/>
         <w:sz w:val="20"/>
       </w:rPr>
     </w:lvl>
@@ -2967,7 +2910,7 @@
         <w:ind w:left="2880" w:hanging="360"/>
       </w:pPr>
       <w:rPr>
-        <w:rFonts w:hint="default" w:ascii="Wingdings" w:hAnsi="Wingdings"/>
+        <w:rFonts w:ascii="Wingdings" w:hAnsi="Wingdings" w:hint="default"/>
         <w:sz w:val="20"/>
       </w:rPr>
     </w:lvl>
@@ -2983,7 +2926,7 @@
         <w:ind w:left="3600" w:hanging="360"/>
       </w:pPr>
       <w:rPr>
-        <w:rFonts w:hint="default" w:ascii="Wingdings" w:hAnsi="Wingdings"/>
+        <w:rFonts w:ascii="Wingdings" w:hAnsi="Wingdings" w:hint="default"/>
         <w:sz w:val="20"/>
       </w:rPr>
     </w:lvl>
@@ -2999,7 +2942,7 @@
         <w:ind w:left="4320" w:hanging="360"/>
       </w:pPr>
       <w:rPr>
-        <w:rFonts w:hint="default" w:ascii="Wingdings" w:hAnsi="Wingdings"/>
+        <w:rFonts w:ascii="Wingdings" w:hAnsi="Wingdings" w:hint="default"/>
         <w:sz w:val="20"/>
       </w:rPr>
     </w:lvl>
@@ -3015,7 +2958,7 @@
         <w:ind w:left="5040" w:hanging="360"/>
       </w:pPr>
       <w:rPr>
-        <w:rFonts w:hint="default" w:ascii="Wingdings" w:hAnsi="Wingdings"/>
+        <w:rFonts w:ascii="Wingdings" w:hAnsi="Wingdings" w:hint="default"/>
         <w:sz w:val="20"/>
       </w:rPr>
     </w:lvl>
@@ -3031,7 +2974,7 @@
         <w:ind w:left="5760" w:hanging="360"/>
       </w:pPr>
       <w:rPr>
-        <w:rFonts w:hint="default" w:ascii="Wingdings" w:hAnsi="Wingdings"/>
+        <w:rFonts w:ascii="Wingdings" w:hAnsi="Wingdings" w:hint="default"/>
         <w:sz w:val="20"/>
       </w:rPr>
     </w:lvl>
@@ -3047,7 +2990,7 @@
         <w:ind w:left="6480" w:hanging="360"/>
       </w:pPr>
       <w:rPr>
-        <w:rFonts w:hint="default" w:ascii="Wingdings" w:hAnsi="Wingdings"/>
+        <w:rFonts w:ascii="Wingdings" w:hAnsi="Wingdings" w:hint="default"/>
         <w:sz w:val="20"/>
       </w:rPr>
     </w:lvl>
@@ -3068,7 +3011,7 @@
         <w:ind w:left="720" w:hanging="360"/>
       </w:pPr>
       <w:rPr>
-        <w:rFonts w:hint="default" w:ascii="Symbol" w:hAnsi="Symbol"/>
+        <w:rFonts w:ascii="Symbol" w:hAnsi="Symbol" w:hint="default"/>
         <w:sz w:val="20"/>
       </w:rPr>
     </w:lvl>
@@ -3084,7 +3027,7 @@
         <w:ind w:left="1440" w:hanging="360"/>
       </w:pPr>
       <w:rPr>
-        <w:rFonts w:hint="default" w:ascii="Courier New" w:hAnsi="Courier New"/>
+        <w:rFonts w:ascii="Courier New" w:hAnsi="Courier New" w:hint="default"/>
         <w:sz w:val="20"/>
       </w:rPr>
     </w:lvl>
@@ -3100,7 +3043,7 @@
         <w:ind w:left="2160" w:hanging="360"/>
       </w:pPr>
       <w:rPr>
-        <w:rFonts w:hint="default" w:ascii="Wingdings" w:hAnsi="Wingdings"/>
+        <w:rFonts w:ascii="Wingdings" w:hAnsi="Wingdings" w:hint="default"/>
         <w:sz w:val="20"/>
       </w:rPr>
     </w:lvl>
@@ -3116,7 +3059,7 @@
         <w:ind w:left="2880" w:hanging="360"/>
       </w:pPr>
       <w:rPr>
-        <w:rFonts w:hint="default" w:ascii="Wingdings" w:hAnsi="Wingdings"/>
+        <w:rFonts w:ascii="Wingdings" w:hAnsi="Wingdings" w:hint="default"/>
         <w:sz w:val="20"/>
       </w:rPr>
     </w:lvl>
@@ -3132,7 +3075,7 @@
         <w:ind w:left="3600" w:hanging="360"/>
       </w:pPr>
       <w:rPr>
-        <w:rFonts w:hint="default" w:ascii="Wingdings" w:hAnsi="Wingdings"/>
+        <w:rFonts w:ascii="Wingdings" w:hAnsi="Wingdings" w:hint="default"/>
         <w:sz w:val="20"/>
       </w:rPr>
     </w:lvl>
@@ -3148,7 +3091,7 @@
         <w:ind w:left="4320" w:hanging="360"/>
       </w:pPr>
       <w:rPr>
-        <w:rFonts w:hint="default" w:ascii="Wingdings" w:hAnsi="Wingdings"/>
+        <w:rFonts w:ascii="Wingdings" w:hAnsi="Wingdings" w:hint="default"/>
         <w:sz w:val="20"/>
       </w:rPr>
     </w:lvl>
@@ -3164,7 +3107,7 @@
         <w:ind w:left="5040" w:hanging="360"/>
       </w:pPr>
       <w:rPr>
-        <w:rFonts w:hint="default" w:ascii="Wingdings" w:hAnsi="Wingdings"/>
+        <w:rFonts w:ascii="Wingdings" w:hAnsi="Wingdings" w:hint="default"/>
         <w:sz w:val="20"/>
       </w:rPr>
     </w:lvl>
@@ -3180,7 +3123,7 @@
         <w:ind w:left="5760" w:hanging="360"/>
       </w:pPr>
       <w:rPr>
-        <w:rFonts w:hint="default" w:ascii="Wingdings" w:hAnsi="Wingdings"/>
+        <w:rFonts w:ascii="Wingdings" w:hAnsi="Wingdings" w:hint="default"/>
         <w:sz w:val="20"/>
       </w:rPr>
     </w:lvl>
@@ -3196,7 +3139,7 @@
         <w:ind w:left="6480" w:hanging="360"/>
       </w:pPr>
       <w:rPr>
-        <w:rFonts w:hint="default" w:ascii="Wingdings" w:hAnsi="Wingdings"/>
+        <w:rFonts w:ascii="Wingdings" w:hAnsi="Wingdings" w:hint="default"/>
         <w:sz w:val="20"/>
       </w:rPr>
     </w:lvl>
@@ -3217,7 +3160,7 @@
         <w:ind w:left="720" w:hanging="360"/>
       </w:pPr>
       <w:rPr>
-        <w:rFonts w:hint="default" w:ascii="Symbol" w:hAnsi="Symbol"/>
+        <w:rFonts w:ascii="Symbol" w:hAnsi="Symbol" w:hint="default"/>
         <w:sz w:val="20"/>
       </w:rPr>
     </w:lvl>
@@ -3233,7 +3176,7 @@
         <w:ind w:left="1440" w:hanging="360"/>
       </w:pPr>
       <w:rPr>
-        <w:rFonts w:hint="default" w:ascii="Courier New" w:hAnsi="Courier New"/>
+        <w:rFonts w:ascii="Courier New" w:hAnsi="Courier New" w:hint="default"/>
         <w:sz w:val="20"/>
       </w:rPr>
     </w:lvl>
@@ -3249,7 +3192,7 @@
         <w:ind w:left="2160" w:hanging="360"/>
       </w:pPr>
       <w:rPr>
-        <w:rFonts w:hint="default" w:ascii="Wingdings" w:hAnsi="Wingdings"/>
+        <w:rFonts w:ascii="Wingdings" w:hAnsi="Wingdings" w:hint="default"/>
         <w:sz w:val="20"/>
       </w:rPr>
     </w:lvl>
@@ -3265,7 +3208,7 @@
         <w:ind w:left="2880" w:hanging="360"/>
       </w:pPr>
       <w:rPr>
-        <w:rFonts w:hint="default" w:ascii="Wingdings" w:hAnsi="Wingdings"/>
+        <w:rFonts w:ascii="Wingdings" w:hAnsi="Wingdings" w:hint="default"/>
         <w:sz w:val="20"/>
       </w:rPr>
     </w:lvl>
@@ -3281,7 +3224,7 @@
         <w:ind w:left="3600" w:hanging="360"/>
       </w:pPr>
       <w:rPr>
-        <w:rFonts w:hint="default" w:ascii="Wingdings" w:hAnsi="Wingdings"/>
+        <w:rFonts w:ascii="Wingdings" w:hAnsi="Wingdings" w:hint="default"/>
         <w:sz w:val="20"/>
       </w:rPr>
     </w:lvl>
@@ -3297,7 +3240,7 @@
         <w:ind w:left="4320" w:hanging="360"/>
       </w:pPr>
       <w:rPr>
-        <w:rFonts w:hint="default" w:ascii="Wingdings" w:hAnsi="Wingdings"/>
+        <w:rFonts w:ascii="Wingdings" w:hAnsi="Wingdings" w:hint="default"/>
         <w:sz w:val="20"/>
       </w:rPr>
     </w:lvl>
@@ -3313,7 +3256,7 @@
         <w:ind w:left="5040" w:hanging="360"/>
       </w:pPr>
       <w:rPr>
-        <w:rFonts w:hint="default" w:ascii="Wingdings" w:hAnsi="Wingdings"/>
+        <w:rFonts w:ascii="Wingdings" w:hAnsi="Wingdings" w:hint="default"/>
         <w:sz w:val="20"/>
       </w:rPr>
     </w:lvl>
@@ -3329,7 +3272,7 @@
         <w:ind w:left="5760" w:hanging="360"/>
       </w:pPr>
       <w:rPr>
-        <w:rFonts w:hint="default" w:ascii="Wingdings" w:hAnsi="Wingdings"/>
+        <w:rFonts w:ascii="Wingdings" w:hAnsi="Wingdings" w:hint="default"/>
         <w:sz w:val="20"/>
       </w:rPr>
     </w:lvl>
@@ -3345,7 +3288,7 @@
         <w:ind w:left="6480" w:hanging="360"/>
       </w:pPr>
       <w:rPr>
-        <w:rFonts w:hint="default" w:ascii="Wingdings" w:hAnsi="Wingdings"/>
+        <w:rFonts w:ascii="Wingdings" w:hAnsi="Wingdings" w:hint="default"/>
         <w:sz w:val="20"/>
       </w:rPr>
     </w:lvl>
@@ -3405,11 +3348,11 @@
 </file>
 
 <file path=word/styles.xml><?xml version="1.0" encoding="utf-8"?>
-<w:styles xmlns:wp14="http://schemas.microsoft.com/office/word/2010/wordprocessingDrawing" xmlns:mc="http://schemas.openxmlformats.org/markup-compatibility/2006" xmlns:r="http://schemas.openxmlformats.org/officeDocument/2006/relationships" xmlns:w="http://schemas.openxmlformats.org/wordprocessingml/2006/main" xmlns:w14="http://schemas.microsoft.com/office/word/2010/wordml" xmlns:w15="http://schemas.microsoft.com/office/word/2012/wordml" xmlns:w16cex="http://schemas.microsoft.com/office/word/2018/wordml/cex" xmlns:w16cid="http://schemas.microsoft.com/office/word/2016/wordml/cid" xmlns:w16="http://schemas.microsoft.com/office/word/2018/wordml" xmlns:w16du="http://schemas.microsoft.com/office/word/2023/wordml/word16du" xmlns:w16sdtdh="http://schemas.microsoft.com/office/word/2020/wordml/sdtdatahash" xmlns:w16sdtfl="http://schemas.microsoft.com/office/word/2024/wordml/sdtformatlock" xmlns:w16se="http://schemas.microsoft.com/office/word/2015/wordml/symex" mc:Ignorable="w14 w15 w16se w16cid w16 w16cex w16sdtdh w16sdtfl w16du wp14">
+<w:styles xmlns:mc="http://schemas.openxmlformats.org/markup-compatibility/2006" xmlns:r="http://schemas.openxmlformats.org/officeDocument/2006/relationships" xmlns:w="http://schemas.openxmlformats.org/wordprocessingml/2006/main" xmlns:w14="http://schemas.microsoft.com/office/word/2010/wordml" xmlns:w15="http://schemas.microsoft.com/office/word/2012/wordml" xmlns:w16cex="http://schemas.microsoft.com/office/word/2018/wordml/cex" xmlns:w16cid="http://schemas.microsoft.com/office/word/2016/wordml/cid" xmlns:w16="http://schemas.microsoft.com/office/word/2018/wordml" xmlns:w16sdtdh="http://schemas.microsoft.com/office/word/2020/wordml/sdtdatahash" xmlns:w16sdtfl="http://schemas.microsoft.com/office/word/2024/wordml/sdtformatlock" xmlns:w16se="http://schemas.microsoft.com/office/word/2015/wordml/symex" xmlns:w16du="http://schemas.microsoft.com/office/word/2023/wordml/word16du" mc:Ignorable="w14 w15 w16se w16cid w16 w16cex w16sdtdh w16sdtfl w16du">
   <w:docDefaults>
     <w:rPrDefault>
       <w:rPr>
-        <w:rFonts w:asciiTheme="minorHAnsi" w:hAnsiTheme="minorHAnsi" w:eastAsiaTheme="minorHAnsi" w:cstheme="minorBidi"/>
+        <w:rFonts w:asciiTheme="minorHAnsi" w:eastAsiaTheme="minorHAnsi" w:hAnsiTheme="minorHAnsi" w:cstheme="minorBidi"/>
         <w:kern w:val="2"/>
         <w:sz w:val="24"/>
         <w:szCs w:val="24"/>
@@ -3426,14 +3369,14 @@
   <w:latentStyles w:defLockedState="0" w:defUIPriority="99" w:defSemiHidden="0" w:defUnhideWhenUsed="0" w:defQFormat="0" w:count="376">
     <w:lsdException w:name="Normal" w:uiPriority="0" w:qFormat="1"/>
     <w:lsdException w:name="heading 1" w:uiPriority="9" w:qFormat="1"/>
-    <w:lsdException w:name="heading 2" w:uiPriority="9" w:semiHidden="1" w:unhideWhenUsed="1" w:qFormat="1"/>
-    <w:lsdException w:name="heading 3" w:uiPriority="9" w:semiHidden="1" w:unhideWhenUsed="1" w:qFormat="1"/>
-    <w:lsdException w:name="heading 4" w:uiPriority="9" w:semiHidden="1" w:unhideWhenUsed="1" w:qFormat="1"/>
-    <w:lsdException w:name="heading 5" w:uiPriority="9" w:semiHidden="1" w:unhideWhenUsed="1" w:qFormat="1"/>
-    <w:lsdException w:name="heading 6" w:uiPriority="9" w:semiHidden="1" w:unhideWhenUsed="1" w:qFormat="1"/>
-    <w:lsdException w:name="heading 7" w:uiPriority="9" w:semiHidden="1" w:unhideWhenUsed="1" w:qFormat="1"/>
-    <w:lsdException w:name="heading 8" w:uiPriority="9" w:semiHidden="1" w:unhideWhenUsed="1" w:qFormat="1"/>
-    <w:lsdException w:name="heading 9" w:uiPriority="9" w:semiHidden="1" w:unhideWhenUsed="1" w:qFormat="1"/>
+    <w:lsdException w:name="heading 2" w:semiHidden="1" w:uiPriority="9" w:unhideWhenUsed="1" w:qFormat="1"/>
+    <w:lsdException w:name="heading 3" w:semiHidden="1" w:uiPriority="9" w:unhideWhenUsed="1" w:qFormat="1"/>
+    <w:lsdException w:name="heading 4" w:semiHidden="1" w:uiPriority="9" w:unhideWhenUsed="1" w:qFormat="1"/>
+    <w:lsdException w:name="heading 5" w:semiHidden="1" w:uiPriority="9" w:unhideWhenUsed="1" w:qFormat="1"/>
+    <w:lsdException w:name="heading 6" w:semiHidden="1" w:uiPriority="9" w:unhideWhenUsed="1" w:qFormat="1"/>
+    <w:lsdException w:name="heading 7" w:semiHidden="1" w:uiPriority="9" w:unhideWhenUsed="1" w:qFormat="1"/>
+    <w:lsdException w:name="heading 8" w:semiHidden="1" w:uiPriority="9" w:unhideWhenUsed="1" w:qFormat="1"/>
+    <w:lsdException w:name="heading 9" w:semiHidden="1" w:uiPriority="9" w:unhideWhenUsed="1" w:qFormat="1"/>
     <w:lsdException w:name="index 1" w:semiHidden="1" w:unhideWhenUsed="1"/>
     <w:lsdException w:name="index 2" w:semiHidden="1" w:unhideWhenUsed="1"/>
     <w:lsdException w:name="index 3" w:semiHidden="1" w:unhideWhenUsed="1"/>
@@ -3443,22 +3386,22 @@
     <w:lsdException w:name="index 7" w:semiHidden="1" w:unhideWhenUsed="1"/>
     <w:lsdException w:name="index 8" w:semiHidden="1" w:unhideWhenUsed="1"/>
     <w:lsdException w:name="index 9" w:semiHidden="1" w:unhideWhenUsed="1"/>
-    <w:lsdException w:name="toc 1" w:uiPriority="39" w:semiHidden="1" w:unhideWhenUsed="1"/>
-    <w:lsdException w:name="toc 2" w:uiPriority="39" w:semiHidden="1" w:unhideWhenUsed="1"/>
-    <w:lsdException w:name="toc 3" w:uiPriority="39" w:semiHidden="1" w:unhideWhenUsed="1"/>
-    <w:lsdException w:name="toc 4" w:uiPriority="39" w:semiHidden="1" w:unhideWhenUsed="1"/>
-    <w:lsdException w:name="toc 5" w:uiPriority="39" w:semiHidden="1" w:unhideWhenUsed="1"/>
-    <w:lsdException w:name="toc 6" w:uiPriority="39" w:semiHidden="1" w:unhideWhenUsed="1"/>
-    <w:lsdException w:name="toc 7" w:uiPriority="39" w:semiHidden="1" w:unhideWhenUsed="1"/>
-    <w:lsdException w:name="toc 8" w:uiPriority="39" w:semiHidden="1" w:unhideWhenUsed="1"/>
-    <w:lsdException w:name="toc 9" w:uiPriority="39" w:semiHidden="1" w:unhideWhenUsed="1"/>
+    <w:lsdException w:name="toc 1" w:semiHidden="1" w:uiPriority="39" w:unhideWhenUsed="1"/>
+    <w:lsdException w:name="toc 2" w:semiHidden="1" w:uiPriority="39" w:unhideWhenUsed="1"/>
+    <w:lsdException w:name="toc 3" w:semiHidden="1" w:uiPriority="39" w:unhideWhenUsed="1"/>
+    <w:lsdException w:name="toc 4" w:semiHidden="1" w:uiPriority="39" w:unhideWhenUsed="1"/>
+    <w:lsdException w:name="toc 5" w:semiHidden="1" w:uiPriority="39" w:unhideWhenUsed="1"/>
+    <w:lsdException w:name="toc 6" w:semiHidden="1" w:uiPriority="39" w:unhideWhenUsed="1"/>
+    <w:lsdException w:name="toc 7" w:semiHidden="1" w:uiPriority="39" w:unhideWhenUsed="1"/>
+    <w:lsdException w:name="toc 8" w:semiHidden="1" w:uiPriority="39" w:unhideWhenUsed="1"/>
+    <w:lsdException w:name="toc 9" w:semiHidden="1" w:uiPriority="39" w:unhideWhenUsed="1"/>
     <w:lsdException w:name="Normal Indent" w:semiHidden="1" w:unhideWhenUsed="1"/>
     <w:lsdException w:name="footnote text" w:semiHidden="1" w:unhideWhenUsed="1"/>
     <w:lsdException w:name="annotation text" w:semiHidden="1" w:unhideWhenUsed="1"/>
     <w:lsdException w:name="header" w:semiHidden="1" w:unhideWhenUsed="1"/>
     <w:lsdException w:name="footer" w:semiHidden="1" w:unhideWhenUsed="1"/>
     <w:lsdException w:name="index heading" w:semiHidden="1" w:unhideWhenUsed="1"/>
-    <w:lsdException w:name="caption" w:uiPriority="35" w:semiHidden="1" w:unhideWhenUsed="1" w:qFormat="1"/>
+    <w:lsdException w:name="caption" w:semiHidden="1" w:uiPriority="35" w:unhideWhenUsed="1" w:qFormat="1"/>
     <w:lsdException w:name="table of figures" w:semiHidden="1" w:unhideWhenUsed="1"/>
     <w:lsdException w:name="envelope address" w:semiHidden="1" w:unhideWhenUsed="1"/>
     <w:lsdException w:name="envelope return" w:semiHidden="1" w:unhideWhenUsed="1"/>
@@ -3489,7 +3432,7 @@
     <w:lsdException w:name="Title" w:uiPriority="10" w:qFormat="1"/>
     <w:lsdException w:name="Closing" w:semiHidden="1" w:unhideWhenUsed="1"/>
     <w:lsdException w:name="Signature" w:semiHidden="1" w:unhideWhenUsed="1"/>
-    <w:lsdException w:name="Default Paragraph Font" w:uiPriority="1" w:semiHidden="1" w:unhideWhenUsed="1"/>
+    <w:lsdException w:name="Default Paragraph Font" w:semiHidden="1" w:uiPriority="1" w:unhideWhenUsed="1"/>
     <w:lsdException w:name="Body Text" w:semiHidden="1" w:unhideWhenUsed="1"/>
     <w:lsdException w:name="Body Text Indent" w:semiHidden="1" w:unhideWhenUsed="1"/>
     <w:lsdException w:name="List Continue" w:semiHidden="1" w:unhideWhenUsed="1"/>
@@ -3689,8 +3632,8 @@
     <w:lsdException w:name="Subtle Reference" w:uiPriority="31" w:qFormat="1"/>
     <w:lsdException w:name="Intense Reference" w:uiPriority="32" w:qFormat="1"/>
     <w:lsdException w:name="Book Title" w:uiPriority="33" w:qFormat="1"/>
-    <w:lsdException w:name="Bibliography" w:uiPriority="37" w:semiHidden="1" w:unhideWhenUsed="1"/>
-    <w:lsdException w:name="TOC Heading" w:uiPriority="39" w:semiHidden="1" w:unhideWhenUsed="1" w:qFormat="1"/>
+    <w:lsdException w:name="Bibliography" w:semiHidden="1" w:uiPriority="37" w:unhideWhenUsed="1"/>
+    <w:lsdException w:name="TOC Heading" w:semiHidden="1" w:uiPriority="39" w:unhideWhenUsed="1" w:qFormat="1"/>
     <w:lsdException w:name="Plain Table 1" w:uiPriority="41"/>
     <w:lsdException w:name="Plain Table 2" w:uiPriority="42"/>
     <w:lsdException w:name="Plain Table 3" w:uiPriority="43"/>
@@ -3801,7 +3744,7 @@
     <w:lsdException w:name="Unresolved Mention" w:semiHidden="1" w:unhideWhenUsed="1"/>
     <w:lsdException w:name="Smart Link" w:semiHidden="1" w:unhideWhenUsed="1"/>
   </w:latentStyles>
-  <w:style w:type="paragraph" w:styleId="Normal" w:default="1">
+  <w:style w:type="paragraph" w:default="1" w:styleId="Normal">
     <w:name w:val="Normal"/>
     <w:qFormat/>
   </w:style>
@@ -3820,7 +3763,7 @@
       <w:outlineLvl w:val="0"/>
     </w:pPr>
     <w:rPr>
-      <w:rFonts w:asciiTheme="majorHAnsi" w:hAnsiTheme="majorHAnsi" w:eastAsiaTheme="majorEastAsia" w:cstheme="majorBidi"/>
+      <w:rFonts w:asciiTheme="majorHAnsi" w:eastAsiaTheme="majorEastAsia" w:hAnsiTheme="majorHAnsi" w:cstheme="majorBidi"/>
       <w:color w:val="0F4761" w:themeColor="accent1" w:themeShade="BF"/>
       <w:sz w:val="40"/>
       <w:szCs w:val="40"/>
@@ -3843,7 +3786,7 @@
       <w:outlineLvl w:val="1"/>
     </w:pPr>
     <w:rPr>
-      <w:rFonts w:asciiTheme="majorHAnsi" w:hAnsiTheme="majorHAnsi" w:eastAsiaTheme="majorEastAsia" w:cstheme="majorBidi"/>
+      <w:rFonts w:asciiTheme="majorHAnsi" w:eastAsiaTheme="majorEastAsia" w:hAnsiTheme="majorHAnsi" w:cstheme="majorBidi"/>
       <w:color w:val="0F4761" w:themeColor="accent1" w:themeShade="BF"/>
       <w:sz w:val="32"/>
       <w:szCs w:val="32"/>
@@ -4004,12 +3947,13 @@
       <w:color w:val="272727" w:themeColor="text1" w:themeTint="D8"/>
     </w:rPr>
   </w:style>
-  <w:style w:type="character" w:styleId="DefaultParagraphFont" w:default="1">
+  <w:style w:type="character" w:default="1" w:styleId="DefaultParagraphFont">
     <w:name w:val="Default Paragraph Font"/>
     <w:uiPriority w:val="1"/>
+    <w:semiHidden/>
     <w:unhideWhenUsed/>
   </w:style>
-  <w:style w:type="table" w:styleId="TableNormal" w:default="1">
+  <w:style w:type="table" w:default="1" w:styleId="TableNormal">
     <w:name w:val="Normal Table"/>
     <w:uiPriority w:val="99"/>
     <w:semiHidden/>
@@ -4024,26 +3968,26 @@
       </w:tblCellMar>
     </w:tblPr>
   </w:style>
-  <w:style w:type="numbering" w:styleId="NoList" w:default="1">
+  <w:style w:type="numbering" w:default="1" w:styleId="NoList">
     <w:name w:val="No List"/>
     <w:uiPriority w:val="99"/>
     <w:semiHidden/>
     <w:unhideWhenUsed/>
   </w:style>
-  <w:style w:type="character" w:styleId="Heading1Char" w:customStyle="1">
+  <w:style w:type="character" w:customStyle="1" w:styleId="Heading1Char">
     <w:name w:val="Heading 1 Char"/>
     <w:basedOn w:val="DefaultParagraphFont"/>
     <w:link w:val="Heading1"/>
     <w:uiPriority w:val="9"/>
     <w:rsid w:val="005D4AF7"/>
     <w:rPr>
-      <w:rFonts w:asciiTheme="majorHAnsi" w:hAnsiTheme="majorHAnsi" w:eastAsiaTheme="majorEastAsia" w:cstheme="majorBidi"/>
+      <w:rFonts w:asciiTheme="majorHAnsi" w:eastAsiaTheme="majorEastAsia" w:hAnsiTheme="majorHAnsi" w:cstheme="majorBidi"/>
       <w:color w:val="0F4761" w:themeColor="accent1" w:themeShade="BF"/>
       <w:sz w:val="40"/>
       <w:szCs w:val="40"/>
     </w:rPr>
   </w:style>
-  <w:style w:type="character" w:styleId="Heading2Char" w:customStyle="1">
+  <w:style w:type="character" w:customStyle="1" w:styleId="Heading2Char">
     <w:name w:val="Heading 2 Char"/>
     <w:basedOn w:val="DefaultParagraphFont"/>
     <w:link w:val="Heading2"/>
@@ -4051,13 +3995,13 @@
     <w:semiHidden/>
     <w:rsid w:val="005D4AF7"/>
     <w:rPr>
-      <w:rFonts w:asciiTheme="majorHAnsi" w:hAnsiTheme="majorHAnsi" w:eastAsiaTheme="majorEastAsia" w:cstheme="majorBidi"/>
+      <w:rFonts w:asciiTheme="majorHAnsi" w:eastAsiaTheme="majorEastAsia" w:hAnsiTheme="majorHAnsi" w:cstheme="majorBidi"/>
       <w:color w:val="0F4761" w:themeColor="accent1" w:themeShade="BF"/>
       <w:sz w:val="32"/>
       <w:szCs w:val="32"/>
     </w:rPr>
   </w:style>
-  <w:style w:type="character" w:styleId="Heading3Char" w:customStyle="1">
+  <w:style w:type="character" w:customStyle="1" w:styleId="Heading3Char">
     <w:name w:val="Heading 3 Char"/>
     <w:basedOn w:val="DefaultParagraphFont"/>
     <w:link w:val="Heading3"/>
@@ -4071,7 +4015,7 @@
       <w:szCs w:val="28"/>
     </w:rPr>
   </w:style>
-  <w:style w:type="character" w:styleId="Heading4Char" w:customStyle="1">
+  <w:style w:type="character" w:customStyle="1" w:styleId="Heading4Char">
     <w:name w:val="Heading 4 Char"/>
     <w:basedOn w:val="DefaultParagraphFont"/>
     <w:link w:val="Heading4"/>
@@ -4085,7 +4029,7 @@
       <w:color w:val="0F4761" w:themeColor="accent1" w:themeShade="BF"/>
     </w:rPr>
   </w:style>
-  <w:style w:type="character" w:styleId="Heading5Char" w:customStyle="1">
+  <w:style w:type="character" w:customStyle="1" w:styleId="Heading5Char">
     <w:name w:val="Heading 5 Char"/>
     <w:basedOn w:val="DefaultParagraphFont"/>
     <w:link w:val="Heading5"/>
@@ -4097,7 +4041,7 @@
       <w:color w:val="0F4761" w:themeColor="accent1" w:themeShade="BF"/>
     </w:rPr>
   </w:style>
-  <w:style w:type="character" w:styleId="Heading6Char" w:customStyle="1">
+  <w:style w:type="character" w:customStyle="1" w:styleId="Heading6Char">
     <w:name w:val="Heading 6 Char"/>
     <w:basedOn w:val="DefaultParagraphFont"/>
     <w:link w:val="Heading6"/>
@@ -4111,7 +4055,7 @@
       <w:color w:val="595959" w:themeColor="text1" w:themeTint="A6"/>
     </w:rPr>
   </w:style>
-  <w:style w:type="character" w:styleId="Heading7Char" w:customStyle="1">
+  <w:style w:type="character" w:customStyle="1" w:styleId="Heading7Char">
     <w:name w:val="Heading 7 Char"/>
     <w:basedOn w:val="DefaultParagraphFont"/>
     <w:link w:val="Heading7"/>
@@ -4123,7 +4067,7 @@
       <w:color w:val="595959" w:themeColor="text1" w:themeTint="A6"/>
     </w:rPr>
   </w:style>
-  <w:style w:type="character" w:styleId="Heading8Char" w:customStyle="1">
+  <w:style w:type="character" w:customStyle="1" w:styleId="Heading8Char">
     <w:name w:val="Heading 8 Char"/>
     <w:basedOn w:val="DefaultParagraphFont"/>
     <w:link w:val="Heading8"/>
@@ -4137,7 +4081,7 @@
       <w:color w:val="272727" w:themeColor="text1" w:themeTint="D8"/>
     </w:rPr>
   </w:style>
-  <w:style w:type="character" w:styleId="Heading9Char" w:customStyle="1">
+  <w:style w:type="character" w:customStyle="1" w:styleId="Heading9Char">
     <w:name w:val="Heading 9 Char"/>
     <w:basedOn w:val="DefaultParagraphFont"/>
     <w:link w:val="Heading9"/>
@@ -4162,21 +4106,21 @@
       <w:contextualSpacing/>
     </w:pPr>
     <w:rPr>
-      <w:rFonts w:asciiTheme="majorHAnsi" w:hAnsiTheme="majorHAnsi" w:eastAsiaTheme="majorEastAsia" w:cstheme="majorBidi"/>
+      <w:rFonts w:asciiTheme="majorHAnsi" w:eastAsiaTheme="majorEastAsia" w:hAnsiTheme="majorHAnsi" w:cstheme="majorBidi"/>
       <w:spacing w:val="-10"/>
       <w:kern w:val="28"/>
       <w:sz w:val="56"/>
       <w:szCs w:val="56"/>
     </w:rPr>
   </w:style>
-  <w:style w:type="character" w:styleId="TitleChar" w:customStyle="1">
+  <w:style w:type="character" w:customStyle="1" w:styleId="TitleChar">
     <w:name w:val="Title Char"/>
     <w:basedOn w:val="DefaultParagraphFont"/>
     <w:link w:val="Title"/>
     <w:uiPriority w:val="10"/>
     <w:rsid w:val="005D4AF7"/>
     <w:rPr>
-      <w:rFonts w:asciiTheme="majorHAnsi" w:hAnsiTheme="majorHAnsi" w:eastAsiaTheme="majorEastAsia" w:cstheme="majorBidi"/>
+      <w:rFonts w:asciiTheme="majorHAnsi" w:eastAsiaTheme="majorEastAsia" w:hAnsiTheme="majorHAnsi" w:cstheme="majorBidi"/>
       <w:spacing w:val="-10"/>
       <w:kern w:val="28"/>
       <w:sz w:val="56"/>
@@ -4204,7 +4148,7 @@
       <w:szCs w:val="28"/>
     </w:rPr>
   </w:style>
-  <w:style w:type="character" w:styleId="SubtitleChar" w:customStyle="1">
+  <w:style w:type="character" w:customStyle="1" w:styleId="SubtitleChar">
     <w:name w:val="Subtitle Char"/>
     <w:basedOn w:val="DefaultParagraphFont"/>
     <w:link w:val="Subtitle"/>
@@ -4236,7 +4180,7 @@
       <w:color w:val="404040" w:themeColor="text1" w:themeTint="BF"/>
     </w:rPr>
   </w:style>
-  <w:style w:type="character" w:styleId="QuoteChar" w:customStyle="1">
+  <w:style w:type="character" w:customStyle="1" w:styleId="QuoteChar">
     <w:name w:val="Quote Char"/>
     <w:basedOn w:val="DefaultParagraphFont"/>
     <w:link w:val="Quote"/>
@@ -4281,8 +4225,8 @@
     <w:rsid w:val="005D4AF7"/>
     <w:pPr>
       <w:pBdr>
-        <w:top w:val="single" w:color="0F4761" w:themeColor="accent1" w:themeShade="BF" w:sz="4" w:space="10"/>
-        <w:bottom w:val="single" w:color="0F4761" w:themeColor="accent1" w:themeShade="BF" w:sz="4" w:space="10"/>
+        <w:top w:val="single" w:sz="4" w:space="10" w:color="0F4761" w:themeColor="accent1" w:themeShade="BF"/>
+        <w:bottom w:val="single" w:sz="4" w:space="10" w:color="0F4761" w:themeColor="accent1" w:themeShade="BF"/>
       </w:pBdr>
       <w:spacing w:before="360" w:after="360"/>
       <w:ind w:left="864" w:right="864"/>
@@ -4294,7 +4238,7 @@
       <w:color w:val="0F4761" w:themeColor="accent1" w:themeShade="BF"/>
     </w:rPr>
   </w:style>
-  <w:style w:type="character" w:styleId="IntenseQuoteChar" w:customStyle="1">
+  <w:style w:type="character" w:customStyle="1" w:styleId="IntenseQuoteChar">
     <w:name w:val="Intense Quote Char"/>
     <w:basedOn w:val="DefaultParagraphFont"/>
     <w:link w:val="IntenseQuote"/>
@@ -4359,7 +4303,7 @@
 </file>
 
 <file path=word/theme/theme1.xml><?xml version="1.0" encoding="utf-8"?>
-<a:theme xmlns:a="http://schemas.openxmlformats.org/drawingml/2006/main" xmlns:thm15="http://schemas.microsoft.com/office/thememl/2012/main" name="Office Theme">
+<a:theme xmlns:a="http://schemas.openxmlformats.org/drawingml/2006/main" name="Office Theme">
   <a:themeElements>
     <a:clrScheme name="Office">
       <a:dk1>
